--- a/doc/詩/唐朝/李白/李白-望廬山瀑布.docx
+++ b/doc/詩/唐朝/李白/李白-望廬山瀑布.docx
@@ -1,6 +1,6 @@
 
 <file path=word/document.xml><?xml version="1.0" encoding="utf-8"?>
-<w:document xmlns:wpc="http://schemas.microsoft.com/office/word/2010/wordprocessingCanvas" xmlns:cx="http://schemas.microsoft.com/office/drawing/2014/chartex" xmlns:cx1="http://schemas.microsoft.com/office/drawing/2015/9/8/chartex" xmlns:cx2="http://schemas.microsoft.com/office/drawing/2015/10/21/chartex" xmlns:cx3="http://schemas.microsoft.com/office/drawing/2016/5/9/chartex" xmlns:cx4="http://schemas.microsoft.com/office/drawing/2016/5/10/chartex" xmlns:cx5="http://schemas.microsoft.com/office/drawing/2016/5/11/chartex" xmlns:cx6="http://schemas.microsoft.com/office/drawing/2016/5/12/chartex" xmlns:cx7="http://schemas.microsoft.com/office/drawing/2016/5/13/chartex" xmlns:cx8="http://schemas.microsoft.com/office/drawing/2016/5/14/chartex" xmlns:mc="http://schemas.openxmlformats.org/markup-compatibility/2006" xmlns:aink="http://schemas.microsoft.com/office/drawing/2016/ink" xmlns:am3d="http://schemas.microsoft.com/office/drawing/2017/model3d" xmlns:o="urn:schemas-microsoft-com:office:office" xmlns:r="http://schemas.openxmlformats.org/officeDocument/2006/relationships" xmlns:m="http://schemas.openxmlformats.org/officeDocument/2006/math" xmlns:v="urn:schemas-microsoft-com:vml" xmlns:wp14="http://schemas.microsoft.com/office/word/2010/wordprocessingDrawing" xmlns:wp="http://schemas.openxmlformats.org/drawingml/2006/wordprocessingDrawing" xmlns:w10="urn:schemas-microsoft-com:office:word" xmlns:w="http://schemas.openxmlformats.org/wordprocessingml/2006/main" xmlns:w14="http://schemas.microsoft.com/office/word/2010/wordml" xmlns:w15="http://schemas.microsoft.com/office/word/2012/wordml" xmlns:w16cex="http://schemas.microsoft.com/office/word/2018/wordml/cex" xmlns:w16cid="http://schemas.microsoft.com/office/word/2016/wordml/cid" xmlns:w16="http://schemas.microsoft.com/office/word/2018/wordml" xmlns:w16sdtdh="http://schemas.microsoft.com/office/word/2020/wordml/sdtdatahash" xmlns:w16se="http://schemas.microsoft.com/office/word/2015/wordml/symex" xmlns:wpg="http://schemas.microsoft.com/office/word/2010/wordprocessingGroup" xmlns:wpi="http://schemas.microsoft.com/office/word/2010/wordprocessingInk" xmlns:wne="http://schemas.microsoft.com/office/word/2006/wordml" xmlns:wps="http://schemas.microsoft.com/office/word/2010/wordprocessingShape" mc:Ignorable="w14 w15 w16se w16cid w16 w16cex w16sdtdh wp14">
+<w:document xmlns:wpc="http://schemas.microsoft.com/office/word/2010/wordprocessingCanvas" xmlns:cx="http://schemas.microsoft.com/office/drawing/2014/chartex" xmlns:cx1="http://schemas.microsoft.com/office/drawing/2015/9/8/chartex" xmlns:cx2="http://schemas.microsoft.com/office/drawing/2015/10/21/chartex" xmlns:cx3="http://schemas.microsoft.com/office/drawing/2016/5/9/chartex" xmlns:cx4="http://schemas.microsoft.com/office/drawing/2016/5/10/chartex" xmlns:cx5="http://schemas.microsoft.com/office/drawing/2016/5/11/chartex" xmlns:cx6="http://schemas.microsoft.com/office/drawing/2016/5/12/chartex" xmlns:cx7="http://schemas.microsoft.com/office/drawing/2016/5/13/chartex" xmlns:cx8="http://schemas.microsoft.com/office/drawing/2016/5/14/chartex" xmlns:mc="http://schemas.openxmlformats.org/markup-compatibility/2006" xmlns:aink="http://schemas.microsoft.com/office/drawing/2016/ink" xmlns:am3d="http://schemas.microsoft.com/office/drawing/2017/model3d" xmlns:o="urn:schemas-microsoft-com:office:office" xmlns:oel="http://schemas.microsoft.com/office/2019/extlst" xmlns:r="http://schemas.openxmlformats.org/officeDocument/2006/relationships" xmlns:m="http://schemas.openxmlformats.org/officeDocument/2006/math" xmlns:v="urn:schemas-microsoft-com:vml" xmlns:wp14="http://schemas.microsoft.com/office/word/2010/wordprocessingDrawing" xmlns:wp="http://schemas.openxmlformats.org/drawingml/2006/wordprocessingDrawing" xmlns:w10="urn:schemas-microsoft-com:office:word" xmlns:w="http://schemas.openxmlformats.org/wordprocessingml/2006/main" xmlns:w14="http://schemas.microsoft.com/office/word/2010/wordml" xmlns:w15="http://schemas.microsoft.com/office/word/2012/wordml" xmlns:w16cex="http://schemas.microsoft.com/office/word/2018/wordml/cex" xmlns:w16cid="http://schemas.microsoft.com/office/word/2016/wordml/cid" xmlns:w16="http://schemas.microsoft.com/office/word/2018/wordml" xmlns:w16du="http://schemas.microsoft.com/office/word/2023/wordml/word16du" xmlns:w16sdtdh="http://schemas.microsoft.com/office/word/2020/wordml/sdtdatahash" xmlns:w16sdtfl="http://schemas.microsoft.com/office/word/2024/wordml/sdtformatlock" xmlns:w16se="http://schemas.microsoft.com/office/word/2015/wordml/symex" xmlns:wpg="http://schemas.microsoft.com/office/word/2010/wordprocessingGroup" xmlns:wpi="http://schemas.microsoft.com/office/word/2010/wordprocessingInk" xmlns:wne="http://schemas.microsoft.com/office/word/2006/wordml" xmlns:wps="http://schemas.microsoft.com/office/word/2010/wordprocessingShape" mc:Ignorable="w14 w15 w16se w16cid w16 w16cex w16sdtdh w16sdtfl w16du wp14">
   <w:body>
     <w:p>
       <w:pPr>
@@ -116,95 +116,7 @@
           <w:sz w:val="30"/>
           <w:szCs w:val="30"/>
         </w:rPr>
-        <w:t>日照香爐</w:t>
-      </w:r>
-      <w:proofErr w:type="gramStart"/>
-      <w:r>
-        <w:rPr>
-          <w:rFonts w:ascii="標楷體" w:eastAsia="標楷體" w:hAnsi="標楷體" w:cs="Arial" w:hint="eastAsia"/>
-          <w:bCs/>
-          <w:color w:val="0F0F0F"/>
-          <w:sz w:val="30"/>
-          <w:szCs w:val="30"/>
-        </w:rPr>
-        <w:t>生紫煙</w:t>
-      </w:r>
-      <w:proofErr w:type="gramEnd"/>
-      <w:r>
-        <w:rPr>
-          <w:rFonts w:ascii="標楷體" w:eastAsia="標楷體" w:hAnsi="標楷體" w:cs="Arial" w:hint="eastAsia"/>
-          <w:bCs/>
-          <w:color w:val="0F0F0F"/>
-          <w:sz w:val="30"/>
-          <w:szCs w:val="30"/>
-        </w:rPr>
-        <w:t>，遙看瀑布</w:t>
-      </w:r>
-      <w:proofErr w:type="gramStart"/>
-      <w:r>
-        <w:rPr>
-          <w:rFonts w:ascii="標楷體" w:eastAsia="標楷體" w:hAnsi="標楷體" w:cs="Arial" w:hint="eastAsia"/>
-          <w:bCs/>
-          <w:color w:val="0F0F0F"/>
-          <w:sz w:val="30"/>
-          <w:szCs w:val="30"/>
-        </w:rPr>
-        <w:t>掛前川</w:t>
-      </w:r>
-      <w:proofErr w:type="gramEnd"/>
-      <w:r>
-        <w:rPr>
-          <w:rFonts w:ascii="標楷體" w:eastAsia="標楷體" w:hAnsi="標楷體" w:cs="Arial" w:hint="eastAsia"/>
-          <w:bCs/>
-          <w:color w:val="0F0F0F"/>
-          <w:sz w:val="30"/>
-          <w:szCs w:val="30"/>
-        </w:rPr>
-        <w:t>。</w:t>
-      </w:r>
-      <w:proofErr w:type="gramStart"/>
-      <w:r>
-        <w:rPr>
-          <w:rFonts w:ascii="標楷體" w:eastAsia="標楷體" w:hAnsi="標楷體" w:cs="Arial" w:hint="eastAsia"/>
-          <w:bCs/>
-          <w:color w:val="0F0F0F"/>
-          <w:sz w:val="30"/>
-          <w:szCs w:val="30"/>
-        </w:rPr>
-        <w:t>飛流直</w:t>
-      </w:r>
-      <w:proofErr w:type="gramEnd"/>
-      <w:r>
-        <w:rPr>
-          <w:rFonts w:ascii="標楷體" w:eastAsia="標楷體" w:hAnsi="標楷體" w:cs="Arial" w:hint="eastAsia"/>
-          <w:bCs/>
-          <w:color w:val="0F0F0F"/>
-          <w:sz w:val="30"/>
-          <w:szCs w:val="30"/>
-        </w:rPr>
-        <w:t>下三千尺，</w:t>
-      </w:r>
-      <w:proofErr w:type="gramStart"/>
-      <w:r>
-        <w:rPr>
-          <w:rFonts w:ascii="標楷體" w:eastAsia="標楷體" w:hAnsi="標楷體" w:cs="Arial" w:hint="eastAsia"/>
-          <w:bCs/>
-          <w:color w:val="0F0F0F"/>
-          <w:sz w:val="30"/>
-          <w:szCs w:val="30"/>
-        </w:rPr>
-        <w:t>疑</w:t>
-      </w:r>
-      <w:proofErr w:type="gramEnd"/>
-      <w:r>
-        <w:rPr>
-          <w:rFonts w:ascii="標楷體" w:eastAsia="標楷體" w:hAnsi="標楷體" w:cs="Arial" w:hint="eastAsia"/>
-          <w:bCs/>
-          <w:color w:val="0F0F0F"/>
-          <w:sz w:val="30"/>
-          <w:szCs w:val="30"/>
-        </w:rPr>
-        <w:t>是銀河落九天。</w:t>
+        <w:t>日照香爐生紫煙，遙看瀑布掛前川。飛流直下三千尺，疑是銀河落九天。</w:t>
       </w:r>
     </w:p>
     <w:p>
@@ -234,7 +146,8 @@
           <w:numId w:val="3"/>
         </w:numPr>
         <w:spacing w:line="420" w:lineRule="exact"/>
-        <w:ind w:leftChars="0" w:left="357" w:hanging="357"/>
+        <w:ind w:leftChars="0" w:left="284" w:hanging="284"/>
+        <w:jc w:val="both"/>
         <w:rPr>
           <w:rFonts w:ascii="標楷體" w:eastAsia="標楷體" w:hAnsi="標楷體" w:cs="新細明體"/>
           <w:sz w:val="28"/>
@@ -247,13 +160,38 @@
           <w:sz w:val="28"/>
           <w:szCs w:val="28"/>
         </w:rPr>
-        <w:t>廬山：在</w:t>
+        <w:t>廬山：</w:t>
+      </w:r>
+      <w:r>
+        <w:rPr>
+          <w:rFonts w:ascii="標楷體" w:eastAsia="標楷體" w:hAnsi="標楷體" w:cs="新細明體"/>
+          <w:sz w:val="28"/>
+          <w:szCs w:val="28"/>
+        </w:rPr>
+        <w:t>位於</w:t>
+      </w:r>
+      <w:r>
+        <w:rPr>
+          <w:rFonts w:ascii="標楷體" w:eastAsia="標楷體" w:hAnsi="標楷體" w:cs="新細明體"/>
+          <w:sz w:val="28"/>
+          <w:szCs w:val="28"/>
+          <w:u w:val="single"/>
+        </w:rPr>
+        <w:t>中國</w:t>
       </w:r>
       <w:r>
         <w:rPr>
           <w:rFonts w:ascii="標楷體" w:eastAsia="標楷體" w:hAnsi="標楷體" w:cs="新細明體" w:hint="eastAsia"/>
           <w:sz w:val="28"/>
           <w:szCs w:val="28"/>
+        </w:rPr>
+        <w:t xml:space="preserve"> </w:t>
+      </w:r>
+      <w:r>
+        <w:rPr>
+          <w:rFonts w:ascii="標楷體" w:eastAsia="標楷體" w:hAnsi="標楷體" w:cs="新細明體"/>
+          <w:sz w:val="28"/>
+          <w:szCs w:val="28"/>
           <w:u w:val="single"/>
         </w:rPr>
         <w:t>江西省</w:t>
@@ -268,20 +206,82 @@
       </w:r>
       <w:r>
         <w:rPr>
+          <w:rFonts w:ascii="標楷體" w:eastAsia="標楷體" w:hAnsi="標楷體" w:cs="新細明體"/>
+          <w:sz w:val="28"/>
+          <w:szCs w:val="28"/>
+          <w:u w:val="single"/>
+        </w:rPr>
+        <w:t>九江市</w:t>
+      </w:r>
+      <w:r>
+        <w:rPr>
+          <w:rFonts w:ascii="標楷體" w:eastAsia="標楷體" w:hAnsi="標楷體" w:cs="新細明體"/>
+          <w:sz w:val="28"/>
+          <w:szCs w:val="28"/>
+        </w:rPr>
+        <w:t>北部、</w:t>
+      </w:r>
+      <w:r>
+        <w:rPr>
+          <w:rFonts w:ascii="標楷體" w:eastAsia="標楷體" w:hAnsi="標楷體" w:cs="新細明體"/>
+          <w:sz w:val="28"/>
+          <w:szCs w:val="28"/>
+          <w:u w:val="single"/>
+        </w:rPr>
+        <w:t>鄱</w:t>
+      </w:r>
+      <w:r>
+        <w:rPr>
           <w:rFonts w:ascii="標楷體" w:eastAsia="標楷體" w:hAnsi="標楷體" w:cs="新細明體" w:hint="eastAsia"/>
           <w:sz w:val="28"/>
           <w:szCs w:val="28"/>
           <w:u w:val="single"/>
         </w:rPr>
-        <w:t>九江市</w:t>
+        <w:t>(</w:t>
+      </w:r>
+      <w:r>
+        <w:rPr>
+          <w:rFonts w:ascii="標楷體" w:eastAsia="標楷體" w:hAnsi="標楷體" w:cs="新細明體"/>
+          <w:color w:val="EE0000"/>
+          <w:sz w:val="16"/>
+          <w:szCs w:val="16"/>
+        </w:rPr>
+        <w:t>ㄆㄛ</w:t>
       </w:r>
       <w:r>
         <w:rPr>
           <w:rFonts w:ascii="標楷體" w:eastAsia="標楷體" w:hAnsi="標楷體" w:cs="新細明體" w:hint="eastAsia"/>
-          <w:sz w:val="28"/>
-          <w:szCs w:val="28"/>
-        </w:rPr>
-        <w:t>南，是我國著名的風景區。</w:t>
+          <w:color w:val="EE0000"/>
+          <w:sz w:val="16"/>
+          <w:szCs w:val="16"/>
+        </w:rPr>
+        <w:t>ˊ</w:t>
+      </w:r>
+      <w:r>
+        <w:rPr>
+          <w:rFonts w:ascii="標楷體" w:eastAsia="標楷體" w:hAnsi="標楷體" w:cs="新細明體" w:hint="eastAsia"/>
+          <w:sz w:val="28"/>
+          <w:szCs w:val="28"/>
+          <w:u w:val="single"/>
+        </w:rPr>
+        <w:t>)</w:t>
+      </w:r>
+      <w:r>
+        <w:rPr>
+          <w:rFonts w:ascii="標楷體" w:eastAsia="標楷體" w:hAnsi="標楷體" w:cs="新細明體"/>
+          <w:sz w:val="28"/>
+          <w:szCs w:val="28"/>
+          <w:u w:val="single"/>
+        </w:rPr>
+        <w:t>陽湖</w:t>
+      </w:r>
+      <w:r>
+        <w:rPr>
+          <w:rFonts w:ascii="標楷體" w:eastAsia="標楷體" w:hAnsi="標楷體" w:cs="新細明體"/>
+          <w:sz w:val="28"/>
+          <w:szCs w:val="28"/>
+        </w:rPr>
+        <w:t>畔的名山，以奇峰、怪石、雲海、瀑布聞名於世。</w:t>
       </w:r>
     </w:p>
     <w:p>
@@ -292,7 +292,8 @@
           <w:numId w:val="3"/>
         </w:numPr>
         <w:spacing w:line="420" w:lineRule="exact"/>
-        <w:ind w:leftChars="0" w:left="357" w:hanging="357"/>
+        <w:ind w:leftChars="0" w:left="284" w:hanging="284"/>
+        <w:jc w:val="both"/>
         <w:rPr>
           <w:rFonts w:ascii="標楷體" w:eastAsia="標楷體" w:hAnsi="標楷體" w:cs="新細明體"/>
           <w:sz w:val="28"/>
@@ -305,41 +306,32 @@
           <w:sz w:val="28"/>
           <w:szCs w:val="28"/>
         </w:rPr>
-        <w:t>香爐：即</w:t>
-      </w:r>
-      <w:r>
-        <w:rPr>
-          <w:rFonts w:ascii="標楷體" w:eastAsia="標楷體" w:hAnsi="標楷體" w:cs="新細明體" w:hint="eastAsia"/>
+        <w:t>香爐：</w:t>
+      </w:r>
+      <w:r>
+        <w:rPr>
+          <w:rFonts w:ascii="標楷體" w:eastAsia="標楷體" w:hAnsi="標楷體" w:cs="新細明體"/>
+          <w:sz w:val="28"/>
+          <w:szCs w:val="28"/>
+        </w:rPr>
+        <w:t>指</w:t>
+      </w:r>
+      <w:r>
+        <w:rPr>
+          <w:rFonts w:ascii="標楷體" w:eastAsia="標楷體" w:hAnsi="標楷體" w:cs="新細明體"/>
           <w:sz w:val="28"/>
           <w:szCs w:val="28"/>
           <w:u w:val="single"/>
         </w:rPr>
-        <w:t>香爐峯</w:t>
-      </w:r>
-      <w:r>
-        <w:rPr>
-          <w:rFonts w:ascii="標楷體" w:eastAsia="標楷體" w:hAnsi="標楷體" w:cs="新細明體" w:hint="eastAsia"/>
-          <w:sz w:val="28"/>
-          <w:szCs w:val="28"/>
-        </w:rPr>
-        <w:t>，在</w:t>
-      </w:r>
-      <w:r>
-        <w:rPr>
-          <w:rFonts w:ascii="標楷體" w:eastAsia="標楷體" w:hAnsi="標楷體" w:cs="新細明體" w:hint="eastAsia"/>
-          <w:sz w:val="28"/>
-          <w:szCs w:val="28"/>
-          <w:u w:val="single"/>
-        </w:rPr>
         <w:t>廬山</w:t>
       </w:r>
       <w:r>
         <w:rPr>
-          <w:rFonts w:ascii="標楷體" w:eastAsia="標楷體" w:hAnsi="標楷體" w:cs="新細明體" w:hint="eastAsia"/>
-          <w:sz w:val="28"/>
-          <w:szCs w:val="28"/>
-        </w:rPr>
-        <w:t>西北，因形似香爐且山上經常籠罩着雲煙而得名。</w:t>
+          <w:rFonts w:ascii="標楷體" w:eastAsia="標楷體" w:hAnsi="標楷體" w:cs="新細明體"/>
+          <w:sz w:val="28"/>
+          <w:szCs w:val="28"/>
+        </w:rPr>
+        <w:t>北部的香爐峰，因山峰形狀圓而尖，形似古代燃香的香爐而得名。</w:t>
       </w:r>
     </w:p>
     <w:p>
@@ -350,30 +342,29 @@
           <w:numId w:val="3"/>
         </w:numPr>
         <w:spacing w:line="420" w:lineRule="exact"/>
-        <w:ind w:leftChars="0" w:left="357" w:hanging="357"/>
+        <w:ind w:leftChars="0" w:left="284" w:hanging="284"/>
+        <w:jc w:val="both"/>
         <w:rPr>
           <w:rFonts w:ascii="標楷體" w:eastAsia="標楷體" w:hAnsi="標楷體" w:cs="新細明體"/>
           <w:sz w:val="28"/>
           <w:szCs w:val="28"/>
         </w:rPr>
       </w:pPr>
-      <w:proofErr w:type="gramStart"/>
       <w:r>
         <w:rPr>
           <w:rFonts w:ascii="標楷體" w:eastAsia="標楷體" w:hAnsi="標楷體" w:cs="新細明體" w:hint="eastAsia"/>
           <w:sz w:val="28"/>
           <w:szCs w:val="28"/>
         </w:rPr>
-        <w:t>紫煙</w:t>
-      </w:r>
-      <w:proofErr w:type="gramEnd"/>
-      <w:r>
-        <w:rPr>
-          <w:rFonts w:ascii="標楷體" w:eastAsia="標楷體" w:hAnsi="標楷體" w:cs="新細明體" w:hint="eastAsia"/>
-          <w:sz w:val="28"/>
-          <w:szCs w:val="28"/>
-        </w:rPr>
-        <w:t>：指日光透過雲霧，遠望如紫色的煙雲。</w:t>
+        <w:t>紫煙：</w:t>
+      </w:r>
+      <w:r>
+        <w:rPr>
+          <w:rFonts w:ascii="標楷體" w:eastAsia="標楷體" w:hAnsi="標楷體" w:cs="新細明體"/>
+          <w:sz w:val="28"/>
+          <w:szCs w:val="28"/>
+        </w:rPr>
+        <w:t>指陽光照射在香爐峰的水氣與霧氣上，所折射出的紫色雲霧或煙嵐美景。</w:t>
       </w:r>
     </w:p>
     <w:p>
@@ -384,14 +375,14 @@
           <w:numId w:val="3"/>
         </w:numPr>
         <w:spacing w:line="420" w:lineRule="exact"/>
-        <w:ind w:leftChars="0" w:left="357" w:hanging="357"/>
+        <w:ind w:leftChars="0" w:left="284" w:hanging="284"/>
+        <w:jc w:val="both"/>
         <w:rPr>
           <w:rFonts w:ascii="標楷體" w:eastAsia="標楷體" w:hAnsi="標楷體" w:cs="新細明體"/>
           <w:sz w:val="28"/>
           <w:szCs w:val="28"/>
         </w:rPr>
       </w:pPr>
-      <w:proofErr w:type="gramStart"/>
       <w:r>
         <w:rPr>
           <w:rFonts w:ascii="標楷體" w:eastAsia="標楷體" w:hAnsi="標楷體" w:cs="新細明體" w:hint="eastAsia"/>
@@ -399,9 +390,8 @@
           <w:sz w:val="28"/>
           <w:szCs w:val="28"/>
         </w:rPr>
-        <w:t>掛前川</w:t>
-      </w:r>
-      <w:proofErr w:type="gramEnd"/>
+        <w:t>掛前川：</w:t>
+      </w:r>
       <w:r>
         <w:rPr>
           <w:rFonts w:ascii="標楷體" w:eastAsia="標楷體" w:hAnsi="標楷體" w:cs="新細明體" w:hint="eastAsia"/>
@@ -409,34 +399,16 @@
           <w:sz w:val="28"/>
           <w:szCs w:val="28"/>
         </w:rPr>
-        <w:t>：</w:t>
-      </w:r>
-      <w:r>
-        <w:rPr>
-          <w:rFonts w:ascii="標楷體" w:eastAsia="標楷體" w:hAnsi="標楷體" w:cs="新細明體" w:hint="eastAsia"/>
+        <w:t>指</w:t>
+      </w:r>
+      <w:r>
+        <w:rPr>
+          <w:rFonts w:ascii="標楷體" w:eastAsia="標楷體" w:hAnsi="標楷體" w:cs="新細明體"/>
           <w:spacing w:val="-6"/>
           <w:sz w:val="28"/>
           <w:szCs w:val="28"/>
         </w:rPr>
-        <w:t>掛：懸掛。川：河流，這</w:t>
-      </w:r>
-      <w:r>
-        <w:rPr>
-          <w:rFonts w:ascii="標楷體" w:eastAsia="標楷體" w:hAnsi="標楷體" w:cs="新細明體" w:hint="eastAsia"/>
-          <w:spacing w:val="-6"/>
-          <w:sz w:val="28"/>
-          <w:szCs w:val="28"/>
-        </w:rPr>
-        <w:t>裡</w:t>
-      </w:r>
-      <w:r>
-        <w:rPr>
-          <w:rFonts w:ascii="標楷體" w:eastAsia="標楷體" w:hAnsi="標楷體" w:cs="新細明體" w:hint="eastAsia"/>
-          <w:spacing w:val="-6"/>
-          <w:sz w:val="28"/>
-          <w:szCs w:val="28"/>
-        </w:rPr>
-        <w:t>指瀑布。</w:t>
+        <w:t>瀑布高懸在山峰的前面，遠遠望去就像是一條懸掛在山川前的巨大布匹。</w:t>
       </w:r>
     </w:p>
     <w:p>
@@ -447,7 +419,8 @@
           <w:numId w:val="3"/>
         </w:numPr>
         <w:spacing w:line="420" w:lineRule="exact"/>
-        <w:ind w:leftChars="0" w:left="357" w:hanging="357"/>
+        <w:ind w:leftChars="0" w:left="284" w:hanging="284"/>
+        <w:jc w:val="both"/>
         <w:rPr>
           <w:rFonts w:ascii="標楷體" w:eastAsia="標楷體" w:hAnsi="標楷體" w:cs="新細明體"/>
           <w:sz w:val="28"/>
@@ -460,7 +433,15 @@
           <w:sz w:val="28"/>
           <w:szCs w:val="28"/>
         </w:rPr>
-        <w:t>直：筆直。三千尺：形容山高。這裡是誇張的說法，不是實指。</w:t>
+        <w:t>直：</w:t>
+      </w:r>
+      <w:r>
+        <w:rPr>
+          <w:rFonts w:ascii="標楷體" w:eastAsia="標楷體" w:hAnsi="標楷體" w:cs="新細明體"/>
+          <w:sz w:val="28"/>
+          <w:szCs w:val="28"/>
+        </w:rPr>
+        <w:t>形容瀑布流勢筆直、垂直而下，毫無彎曲阻礙。</w:t>
       </w:r>
     </w:p>
     <w:p>
@@ -471,66 +452,128 @@
           <w:numId w:val="3"/>
         </w:numPr>
         <w:spacing w:line="420" w:lineRule="exact"/>
-        <w:ind w:leftChars="0" w:left="357" w:hanging="357"/>
+        <w:ind w:leftChars="0" w:left="284" w:hanging="284"/>
+        <w:jc w:val="both"/>
         <w:rPr>
           <w:rFonts w:ascii="標楷體" w:eastAsia="標楷體" w:hAnsi="標楷體" w:cs="新細明體"/>
           <w:sz w:val="28"/>
           <w:szCs w:val="28"/>
         </w:rPr>
       </w:pPr>
-      <w:proofErr w:type="gramStart"/>
       <w:r>
         <w:rPr>
           <w:rFonts w:ascii="標楷體" w:eastAsia="標楷體" w:hAnsi="標楷體" w:cs="新細明體" w:hint="eastAsia"/>
           <w:sz w:val="28"/>
           <w:szCs w:val="28"/>
         </w:rPr>
-        <w:t>疑</w:t>
-      </w:r>
-      <w:proofErr w:type="gramEnd"/>
+        <w:t>三千尺：</w:t>
+      </w:r>
+      <w:r>
+        <w:rPr>
+          <w:rFonts w:ascii="標楷體" w:eastAsia="標楷體" w:hAnsi="標楷體" w:cs="新細明體"/>
+          <w:sz w:val="28"/>
+          <w:szCs w:val="28"/>
+        </w:rPr>
+        <w:t>為誇張的修辭手法，形容瀑布極高、極長，並非指實際的三千尺。</w:t>
+      </w:r>
+    </w:p>
+    <w:p>
+      <w:pPr>
+        <w:pStyle w:val="a9"/>
+        <w:numPr>
+          <w:ilvl w:val="0"/>
+          <w:numId w:val="3"/>
+        </w:numPr>
+        <w:spacing w:line="420" w:lineRule="exact"/>
+        <w:ind w:leftChars="0" w:left="284" w:hanging="284"/>
+        <w:jc w:val="both"/>
+        <w:rPr>
+          <w:rFonts w:ascii="標楷體" w:eastAsia="標楷體" w:hAnsi="標楷體" w:cs="新細明體"/>
+          <w:sz w:val="28"/>
+          <w:szCs w:val="28"/>
+        </w:rPr>
+      </w:pPr>
       <w:r>
         <w:rPr>
           <w:rFonts w:ascii="標楷體" w:eastAsia="標楷體" w:hAnsi="標楷體" w:cs="新細明體" w:hint="eastAsia"/>
           <w:sz w:val="28"/>
           <w:szCs w:val="28"/>
         </w:rPr>
-        <w:t>：懷疑。銀河：指銀河系構成的帶狀星群。九天：古人認為天有九重，九天是天的</w:t>
-      </w:r>
-      <w:proofErr w:type="gramStart"/>
+        <w:t>疑：</w:t>
+      </w:r>
+      <w:r>
+        <w:rPr>
+          <w:rFonts w:ascii="標楷體" w:eastAsia="標楷體" w:hAnsi="標楷體" w:cs="新細明體"/>
+          <w:sz w:val="28"/>
+          <w:szCs w:val="28"/>
+        </w:rPr>
+        <w:t>懷疑、好像、簡直是。</w:t>
+      </w:r>
+    </w:p>
+    <w:p>
+      <w:pPr>
+        <w:pStyle w:val="a9"/>
+        <w:numPr>
+          <w:ilvl w:val="0"/>
+          <w:numId w:val="3"/>
+        </w:numPr>
+        <w:spacing w:line="420" w:lineRule="exact"/>
+        <w:ind w:leftChars="0" w:left="284" w:hanging="284"/>
+        <w:jc w:val="both"/>
+        <w:rPr>
+          <w:rFonts w:ascii="標楷體" w:eastAsia="標楷體" w:hAnsi="標楷體" w:cs="新細明體"/>
+          <w:sz w:val="28"/>
+          <w:szCs w:val="28"/>
+        </w:rPr>
+      </w:pPr>
       <w:r>
         <w:rPr>
           <w:rFonts w:ascii="標楷體" w:eastAsia="標楷體" w:hAnsi="標楷體" w:cs="新細明體" w:hint="eastAsia"/>
           <w:sz w:val="28"/>
           <w:szCs w:val="28"/>
         </w:rPr>
-        <w:t>最</w:t>
-      </w:r>
-      <w:proofErr w:type="gramEnd"/>
+        <w:t>銀河：</w:t>
+      </w:r>
+      <w:r>
+        <w:rPr>
+          <w:rFonts w:ascii="標楷體" w:eastAsia="標楷體" w:hAnsi="標楷體" w:cs="新細明體"/>
+          <w:sz w:val="28"/>
+          <w:szCs w:val="28"/>
+        </w:rPr>
+        <w:t>指橫跨夜空的繁星帶（銀河系），詩中用來比喻奔流而下的宏偉瀑布。</w:t>
+      </w:r>
+    </w:p>
+    <w:p>
+      <w:pPr>
+        <w:pStyle w:val="a9"/>
+        <w:numPr>
+          <w:ilvl w:val="0"/>
+          <w:numId w:val="3"/>
+        </w:numPr>
+        <w:spacing w:line="420" w:lineRule="exact"/>
+        <w:ind w:leftChars="0" w:left="284" w:hanging="284"/>
+        <w:jc w:val="both"/>
+        <w:rPr>
+          <w:rFonts w:ascii="標楷體" w:eastAsia="標楷體" w:hAnsi="標楷體" w:cs="新細明體"/>
+          <w:sz w:val="28"/>
+          <w:szCs w:val="28"/>
+        </w:rPr>
+      </w:pPr>
       <w:r>
         <w:rPr>
           <w:rFonts w:ascii="標楷體" w:eastAsia="標楷體" w:hAnsi="標楷體" w:cs="新細明體" w:hint="eastAsia"/>
           <w:sz w:val="28"/>
           <w:szCs w:val="28"/>
         </w:rPr>
-        <w:t>高層，九重天，即天空最高處。此句</w:t>
-      </w:r>
-      <w:proofErr w:type="gramStart"/>
-      <w:r>
-        <w:rPr>
-          <w:rFonts w:ascii="標楷體" w:eastAsia="標楷體" w:hAnsi="標楷體" w:cs="新細明體" w:hint="eastAsia"/>
-          <w:sz w:val="28"/>
-          <w:szCs w:val="28"/>
-        </w:rPr>
-        <w:t>極</w:t>
-      </w:r>
-      <w:proofErr w:type="gramEnd"/>
-      <w:r>
-        <w:rPr>
-          <w:rFonts w:ascii="標楷體" w:eastAsia="標楷體" w:hAnsi="標楷體" w:cs="新細明體" w:hint="eastAsia"/>
-          <w:sz w:val="28"/>
-          <w:szCs w:val="28"/>
-        </w:rPr>
-        <w:t>言瀑布落差之大。</w:t>
+        <w:t>九天：古人認為天有九重，九天是天的最高層，九重天，即天空最高處。</w:t>
+      </w:r>
+      <w:r>
+        <w:rPr>
+          <w:rFonts w:ascii="標楷體" w:eastAsia="標楷體" w:hAnsi="標楷體" w:cs="新細明體"/>
+          <w:sz w:val="28"/>
+          <w:szCs w:val="28"/>
+        </w:rPr>
+        <w:t>形容瀑布從極高的高空飛瀉而下。</w:t>
       </w:r>
     </w:p>
     <w:p>
@@ -555,6 +598,7 @@
     <w:p>
       <w:pPr>
         <w:spacing w:line="420" w:lineRule="exact"/>
+        <w:jc w:val="both"/>
         <w:rPr>
           <w:rFonts w:ascii="標楷體" w:eastAsia="標楷體" w:hAnsi="標楷體"/>
           <w:spacing w:val="-6"/>
@@ -569,137 +613,7 @@
           <w:sz w:val="28"/>
           <w:szCs w:val="28"/>
         </w:rPr>
-        <w:t>太陽照射在</w:t>
-      </w:r>
-      <w:r>
-        <w:rPr>
-          <w:rFonts w:ascii="標楷體" w:eastAsia="標楷體" w:hAnsi="標楷體" w:hint="eastAsia"/>
-          <w:spacing w:val="-6"/>
-          <w:sz w:val="28"/>
-          <w:szCs w:val="28"/>
-          <w:u w:val="single"/>
-        </w:rPr>
-        <w:t>香爐峰</w:t>
-      </w:r>
-      <w:r>
-        <w:rPr>
-          <w:rFonts w:ascii="標楷體" w:eastAsia="標楷體" w:hAnsi="標楷體" w:hint="eastAsia"/>
-          <w:spacing w:val="-6"/>
-          <w:sz w:val="28"/>
-          <w:szCs w:val="28"/>
-        </w:rPr>
-        <w:t>上，</w:t>
-      </w:r>
-      <w:proofErr w:type="gramStart"/>
-      <w:r>
-        <w:rPr>
-          <w:rFonts w:ascii="標楷體" w:eastAsia="標楷體" w:hAnsi="標楷體" w:hint="eastAsia"/>
-          <w:spacing w:val="-6"/>
-          <w:sz w:val="28"/>
-          <w:szCs w:val="28"/>
-        </w:rPr>
-        <w:t>山間的水氣</w:t>
-      </w:r>
-      <w:proofErr w:type="gramEnd"/>
-      <w:r>
-        <w:rPr>
-          <w:rFonts w:ascii="標楷體" w:eastAsia="標楷體" w:hAnsi="標楷體" w:hint="eastAsia"/>
-          <w:b/>
-          <w:bCs/>
-          <w:spacing w:val="-6"/>
-          <w:sz w:val="28"/>
-          <w:szCs w:val="28"/>
-        </w:rPr>
-        <w:t>蒸騰</w:t>
-      </w:r>
-      <w:r>
-        <w:rPr>
-          <w:rFonts w:ascii="標楷體" w:eastAsia="標楷體" w:hAnsi="標楷體" w:hint="eastAsia"/>
-          <w:spacing w:val="-6"/>
-          <w:sz w:val="28"/>
-          <w:szCs w:val="28"/>
-        </w:rPr>
-        <w:t>，彷彿升起了一陣紫色的雲霧。</w:t>
-      </w:r>
-    </w:p>
-    <w:p>
-      <w:pPr>
-        <w:spacing w:line="420" w:lineRule="exact"/>
-        <w:rPr>
-          <w:rFonts w:ascii="標楷體" w:eastAsia="標楷體" w:hAnsi="標楷體"/>
-          <w:spacing w:val="-6"/>
-          <w:sz w:val="28"/>
-          <w:szCs w:val="28"/>
-        </w:rPr>
-      </w:pPr>
-      <w:r>
-        <w:rPr>
-          <w:rFonts w:ascii="標楷體" w:eastAsia="標楷體" w:hAnsi="標楷體" w:hint="eastAsia"/>
-          <w:spacing w:val="-6"/>
-          <w:sz w:val="28"/>
-          <w:szCs w:val="28"/>
-        </w:rPr>
-        <w:t>從遠處望去，只見瀑布像一條白色的布帶，高高地掛在山前的溪谷之間。</w:t>
-      </w:r>
-    </w:p>
-    <w:p>
-      <w:pPr>
-        <w:spacing w:line="420" w:lineRule="exact"/>
-        <w:rPr>
-          <w:rFonts w:ascii="標楷體" w:eastAsia="標楷體" w:hAnsi="標楷體"/>
-          <w:spacing w:val="-6"/>
-          <w:sz w:val="28"/>
-          <w:szCs w:val="28"/>
-        </w:rPr>
-      </w:pPr>
-      <w:r>
-        <w:rPr>
-          <w:rFonts w:ascii="標楷體" w:eastAsia="標楷體" w:hAnsi="標楷體" w:hint="eastAsia"/>
-          <w:spacing w:val="-6"/>
-          <w:sz w:val="28"/>
-          <w:szCs w:val="28"/>
-        </w:rPr>
-        <w:t>奔騰的水流從極高處筆直地傾瀉而下，好像落差有三千</w:t>
-      </w:r>
-      <w:proofErr w:type="gramStart"/>
-      <w:r>
-        <w:rPr>
-          <w:rFonts w:ascii="標楷體" w:eastAsia="標楷體" w:hAnsi="標楷體" w:hint="eastAsia"/>
-          <w:spacing w:val="-6"/>
-          <w:sz w:val="28"/>
-          <w:szCs w:val="28"/>
-        </w:rPr>
-        <w:t>尺</w:t>
-      </w:r>
-      <w:proofErr w:type="gramEnd"/>
-      <w:r>
-        <w:rPr>
-          <w:rFonts w:ascii="標楷體" w:eastAsia="標楷體" w:hAnsi="標楷體" w:hint="eastAsia"/>
-          <w:spacing w:val="-6"/>
-          <w:sz w:val="28"/>
-          <w:szCs w:val="28"/>
-        </w:rPr>
-        <w:t>那麼驚人。</w:t>
-      </w:r>
-    </w:p>
-    <w:p>
-      <w:pPr>
-        <w:spacing w:line="420" w:lineRule="exact"/>
-        <w:rPr>
-          <w:rFonts w:ascii="標楷體" w:eastAsia="標楷體" w:hAnsi="標楷體"/>
-          <w:spacing w:val="-6"/>
-          <w:sz w:val="28"/>
-          <w:szCs w:val="28"/>
-        </w:rPr>
-      </w:pPr>
-      <w:r>
-        <w:rPr>
-          <w:rFonts w:ascii="標楷體" w:eastAsia="標楷體" w:hAnsi="標楷體" w:hint="eastAsia"/>
-          <w:spacing w:val="-6"/>
-          <w:sz w:val="28"/>
-          <w:szCs w:val="28"/>
-        </w:rPr>
-        <w:t>讓人懷疑眼前的景象，就像天上的銀河從九重天上洶湧地倒灌而下。</w:t>
+        <w:t>陽光照射在香爐峰上，升起陣陣紫色的雲霧；遠遠望去，瀑布就像一條懸掛在山前的河流。水流從三千尺的高空飛奔直下，讓人簡直懷疑是銀河從九重天降落人間。</w:t>
       </w:r>
     </w:p>
     <w:p>
@@ -771,43 +685,7 @@
           <w:sz w:val="28"/>
           <w:szCs w:val="28"/>
         </w:rPr>
-        <w:t>詩中寫景詩的典範。</w:t>
-      </w:r>
-      <w:proofErr w:type="gramStart"/>
-      <w:r>
-        <w:rPr>
-          <w:rFonts w:ascii="標楷體" w:eastAsia="標楷體" w:hAnsi="標楷體" w:hint="eastAsia"/>
-          <w:sz w:val="28"/>
-          <w:szCs w:val="28"/>
-        </w:rPr>
-        <w:t>全詩僅</w:t>
-      </w:r>
-      <w:proofErr w:type="gramEnd"/>
-      <w:r>
-        <w:rPr>
-          <w:rFonts w:ascii="標楷體" w:eastAsia="標楷體" w:hAnsi="標楷體" w:hint="eastAsia"/>
-          <w:sz w:val="28"/>
-          <w:szCs w:val="28"/>
-        </w:rPr>
-        <w:t>二十餘字，卻刻畫出氣勢萬千的瀑布景象，也展現出詩人奔放不</w:t>
-      </w:r>
-      <w:proofErr w:type="gramStart"/>
-      <w:r>
-        <w:rPr>
-          <w:rFonts w:ascii="標楷體" w:eastAsia="標楷體" w:hAnsi="標楷體" w:hint="eastAsia"/>
-          <w:sz w:val="28"/>
-          <w:szCs w:val="28"/>
-        </w:rPr>
-        <w:t>羈</w:t>
-      </w:r>
-      <w:proofErr w:type="gramEnd"/>
-      <w:r>
-        <w:rPr>
-          <w:rFonts w:ascii="標楷體" w:eastAsia="標楷體" w:hAnsi="標楷體" w:hint="eastAsia"/>
-          <w:sz w:val="28"/>
-          <w:szCs w:val="28"/>
-        </w:rPr>
-        <w:t>的浪漫氣質。</w:t>
+        <w:t>詩中寫景詩的典範。全詩僅二十餘字，卻刻畫出氣勢萬千的瀑布景象，也展現出詩人奔放不羈的浪漫氣質。</w:t>
       </w:r>
     </w:p>
     <w:p>
@@ -816,6 +694,7 @@
         <w:jc w:val="both"/>
         <w:rPr>
           <w:rFonts w:ascii="標楷體" w:eastAsia="標楷體" w:hAnsi="標楷體"/>
+          <w:spacing w:val="-2"/>
           <w:sz w:val="28"/>
           <w:szCs w:val="28"/>
         </w:rPr>
@@ -828,45 +707,19 @@
         </w:rPr>
         <w:t xml:space="preserve">　　</w:t>
       </w:r>
-      <w:proofErr w:type="gramStart"/>
-      <w:r>
-        <w:rPr>
-          <w:rFonts w:ascii="標楷體" w:eastAsia="標楷體" w:hAnsi="標楷體" w:hint="eastAsia"/>
-          <w:sz w:val="28"/>
-          <w:szCs w:val="28"/>
-        </w:rPr>
-        <w:t>首句</w:t>
-      </w:r>
-      <w:proofErr w:type="gramEnd"/>
-      <w:r>
-        <w:rPr>
-          <w:rFonts w:ascii="標楷體" w:eastAsia="標楷體" w:hAnsi="標楷體" w:hint="eastAsia"/>
-          <w:sz w:val="28"/>
-          <w:szCs w:val="28"/>
-        </w:rPr>
-        <w:t>「日照香爐</w:t>
-      </w:r>
-      <w:proofErr w:type="gramStart"/>
-      <w:r>
-        <w:rPr>
-          <w:rFonts w:ascii="標楷體" w:eastAsia="標楷體" w:hAnsi="標楷體" w:hint="eastAsia"/>
-          <w:sz w:val="28"/>
-          <w:szCs w:val="28"/>
-        </w:rPr>
-        <w:t>生紫煙</w:t>
-      </w:r>
-      <w:proofErr w:type="gramEnd"/>
-      <w:r>
-        <w:rPr>
-          <w:rFonts w:ascii="標楷體" w:eastAsia="標楷體" w:hAnsi="標楷體" w:hint="eastAsia"/>
-          <w:sz w:val="28"/>
-          <w:szCs w:val="28"/>
-        </w:rPr>
-        <w:t>」由「光」與「煙」構成動人畫面。「香爐」指</w:t>
-      </w:r>
-      <w:r>
-        <w:rPr>
-          <w:rFonts w:ascii="標楷體" w:eastAsia="標楷體" w:hAnsi="標楷體" w:hint="eastAsia"/>
+      <w:r>
+        <w:rPr>
+          <w:rFonts w:ascii="標楷體" w:eastAsia="標楷體" w:hAnsi="標楷體" w:hint="eastAsia"/>
+          <w:spacing w:val="-2"/>
+          <w:sz w:val="28"/>
+          <w:szCs w:val="28"/>
+        </w:rPr>
+        <w:t>首句「日照香爐生紫煙」由「光」與「煙」構成動人畫面。「香爐」指</w:t>
+      </w:r>
+      <w:r>
+        <w:rPr>
+          <w:rFonts w:ascii="標楷體" w:eastAsia="標楷體" w:hAnsi="標楷體" w:hint="eastAsia"/>
+          <w:spacing w:val="-2"/>
           <w:sz w:val="28"/>
           <w:szCs w:val="28"/>
           <w:u w:val="single"/>
@@ -876,6 +729,7 @@
       <w:r>
         <w:rPr>
           <w:rFonts w:ascii="標楷體" w:eastAsia="標楷體" w:hAnsi="標楷體" w:hint="eastAsia"/>
+          <w:spacing w:val="-2"/>
           <w:sz w:val="28"/>
           <w:szCs w:val="28"/>
         </w:rPr>
@@ -886,6 +740,7 @@
           <w:rFonts w:ascii="標楷體" w:eastAsia="標楷體" w:hAnsi="標楷體" w:hint="eastAsia"/>
           <w:b/>
           <w:bCs/>
+          <w:spacing w:val="-2"/>
           <w:sz w:val="28"/>
           <w:szCs w:val="28"/>
         </w:rPr>
@@ -894,6 +749,7 @@
       <w:r>
         <w:rPr>
           <w:rFonts w:ascii="標楷體" w:eastAsia="標楷體" w:hAnsi="標楷體" w:hint="eastAsia"/>
+          <w:spacing w:val="-2"/>
           <w:sz w:val="28"/>
           <w:szCs w:val="28"/>
         </w:rPr>
@@ -902,6 +758,7 @@
       <w:r>
         <w:rPr>
           <w:rFonts w:ascii="標楷體" w:eastAsia="標楷體" w:hAnsi="標楷體" w:hint="eastAsia"/>
+          <w:spacing w:val="-2"/>
           <w:sz w:val="28"/>
           <w:szCs w:val="28"/>
           <w:u w:val="single"/>
@@ -911,34 +768,18 @@
       <w:r>
         <w:rPr>
           <w:rFonts w:ascii="標楷體" w:eastAsia="標楷體" w:hAnsi="標楷體" w:hint="eastAsia"/>
-          <w:sz w:val="28"/>
-          <w:szCs w:val="28"/>
-        </w:rPr>
-        <w:t>常以想像與</w:t>
-      </w:r>
-      <w:proofErr w:type="gramStart"/>
-      <w:r>
-        <w:rPr>
-          <w:rFonts w:ascii="標楷體" w:eastAsia="標楷體" w:hAnsi="標楷體" w:hint="eastAsia"/>
-          <w:sz w:val="28"/>
-          <w:szCs w:val="28"/>
-        </w:rPr>
-        <w:t>誇</w:t>
-      </w:r>
-      <w:proofErr w:type="gramEnd"/>
-      <w:r>
-        <w:rPr>
-          <w:rFonts w:ascii="標楷體" w:eastAsia="標楷體" w:hAnsi="標楷體" w:hint="eastAsia"/>
-          <w:sz w:val="28"/>
-          <w:szCs w:val="28"/>
-        </w:rPr>
-        <w:t>飾營造浪漫色調，此句便是以自然現象為基礎，加入詩意</w:t>
+          <w:spacing w:val="-2"/>
+          <w:sz w:val="28"/>
+          <w:szCs w:val="28"/>
+        </w:rPr>
+        <w:t>常以想像與誇飾營造浪漫色調，此句便是以自然現象為基礎，加入詩意</w:t>
       </w:r>
       <w:r>
         <w:rPr>
           <w:rFonts w:ascii="標楷體" w:eastAsia="標楷體" w:hAnsi="標楷體" w:hint="eastAsia"/>
           <w:b/>
           <w:bCs/>
+          <w:spacing w:val="-2"/>
           <w:sz w:val="28"/>
           <w:szCs w:val="28"/>
         </w:rPr>
@@ -947,6 +788,7 @@
       <w:r>
         <w:rPr>
           <w:rFonts w:ascii="標楷體" w:eastAsia="標楷體" w:hAnsi="標楷體" w:hint="eastAsia"/>
+          <w:spacing w:val="-2"/>
           <w:sz w:val="28"/>
           <w:szCs w:val="28"/>
         </w:rPr>
@@ -971,61 +813,14 @@
         </w:rPr>
         <w:t xml:space="preserve">　　</w:t>
       </w:r>
-      <w:proofErr w:type="gramStart"/>
-      <w:r>
-        <w:rPr>
-          <w:rFonts w:ascii="標楷體" w:eastAsia="標楷體" w:hAnsi="標楷體" w:hint="eastAsia"/>
-          <w:sz w:val="28"/>
-          <w:szCs w:val="28"/>
-        </w:rPr>
-        <w:t>次句</w:t>
-      </w:r>
-      <w:proofErr w:type="gramEnd"/>
-      <w:r>
-        <w:rPr>
-          <w:rFonts w:ascii="標楷體" w:eastAsia="標楷體" w:hAnsi="標楷體" w:hint="eastAsia"/>
-          <w:sz w:val="28"/>
-          <w:szCs w:val="28"/>
-        </w:rPr>
-        <w:t>「遙看瀑布</w:t>
-      </w:r>
-      <w:proofErr w:type="gramStart"/>
-      <w:r>
-        <w:rPr>
-          <w:rFonts w:ascii="標楷體" w:eastAsia="標楷體" w:hAnsi="標楷體" w:hint="eastAsia"/>
-          <w:sz w:val="28"/>
-          <w:szCs w:val="28"/>
-        </w:rPr>
-        <w:t>掛前川</w:t>
-      </w:r>
-      <w:proofErr w:type="gramEnd"/>
-      <w:r>
-        <w:rPr>
-          <w:rFonts w:ascii="標楷體" w:eastAsia="標楷體" w:hAnsi="標楷體" w:hint="eastAsia"/>
-          <w:sz w:val="28"/>
-          <w:szCs w:val="28"/>
-        </w:rPr>
-        <w:t>」將視線由山峰移向瀑布。「遙看」兩字透露出距離感，也讓瀑布呈現整體</w:t>
-      </w:r>
-      <w:proofErr w:type="gramStart"/>
-      <w:r>
-        <w:rPr>
-          <w:rFonts w:ascii="標楷體" w:eastAsia="標楷體" w:hAnsi="標楷體" w:hint="eastAsia"/>
-          <w:sz w:val="28"/>
-          <w:szCs w:val="28"/>
-        </w:rPr>
-        <w:t>姿貌，</w:t>
-      </w:r>
-      <w:proofErr w:type="gramEnd"/>
-      <w:r>
-        <w:rPr>
-          <w:rFonts w:ascii="標楷體" w:eastAsia="標楷體" w:hAnsi="標楷體" w:hint="eastAsia"/>
-          <w:sz w:val="28"/>
-          <w:szCs w:val="28"/>
-        </w:rPr>
-        <w:t>像是一條</w:t>
-      </w:r>
-      <w:proofErr w:type="gramStart"/>
+      <w:r>
+        <w:rPr>
+          <w:rFonts w:ascii="標楷體" w:eastAsia="標楷體" w:hAnsi="標楷體" w:hint="eastAsia"/>
+          <w:sz w:val="28"/>
+          <w:szCs w:val="28"/>
+        </w:rPr>
+        <w:t>次句「遙看瀑布掛前川」將視線由山峰移向瀑布。「遙看」兩字透露出距離感，也讓瀑布呈現整體姿貌，像是一條</w:t>
+      </w:r>
       <w:r>
         <w:rPr>
           <w:rFonts w:ascii="標楷體" w:eastAsia="標楷體" w:hAnsi="標楷體" w:hint="eastAsia"/>
@@ -1042,70 +837,7 @@
           <w:sz w:val="28"/>
           <w:szCs w:val="28"/>
         </w:rPr>
-        <w:t>垂</w:t>
-      </w:r>
-      <w:proofErr w:type="gramEnd"/>
-      <w:r>
-        <w:rPr>
-          <w:rFonts w:ascii="標楷體" w:eastAsia="標楷體" w:hAnsi="標楷體" w:hint="eastAsia"/>
-          <w:sz w:val="28"/>
-          <w:szCs w:val="28"/>
-        </w:rPr>
-        <w:t>掛於山間。「掛」</w:t>
-      </w:r>
-      <w:proofErr w:type="gramStart"/>
-      <w:r>
-        <w:rPr>
-          <w:rFonts w:ascii="標楷體" w:eastAsia="標楷體" w:hAnsi="標楷體" w:hint="eastAsia"/>
-          <w:sz w:val="28"/>
-          <w:szCs w:val="28"/>
-        </w:rPr>
-        <w:t>字下得</w:t>
-      </w:r>
-      <w:proofErr w:type="gramEnd"/>
-      <w:r>
-        <w:rPr>
-          <w:rFonts w:ascii="標楷體" w:eastAsia="標楷體" w:hAnsi="標楷體" w:hint="eastAsia"/>
-          <w:sz w:val="28"/>
-          <w:szCs w:val="28"/>
-        </w:rPr>
-        <w:t>巧妙，把動態的瀑布寫出靜態的美，使景物如</w:t>
-      </w:r>
-      <w:proofErr w:type="gramStart"/>
-      <w:r>
-        <w:rPr>
-          <w:rFonts w:ascii="標楷體" w:eastAsia="標楷體" w:hAnsi="標楷體" w:hint="eastAsia"/>
-          <w:sz w:val="28"/>
-          <w:szCs w:val="28"/>
-        </w:rPr>
-        <w:t>畫卷般</w:t>
-      </w:r>
-      <w:proofErr w:type="gramEnd"/>
-      <w:r>
-        <w:rPr>
-          <w:rFonts w:ascii="標楷體" w:eastAsia="標楷體" w:hAnsi="標楷體" w:hint="eastAsia"/>
-          <w:sz w:val="28"/>
-          <w:szCs w:val="28"/>
-        </w:rPr>
-        <w:t>鋪展在眼前。「</w:t>
-      </w:r>
-      <w:proofErr w:type="gramStart"/>
-      <w:r>
-        <w:rPr>
-          <w:rFonts w:ascii="標楷體" w:eastAsia="標楷體" w:hAnsi="標楷體" w:hint="eastAsia"/>
-          <w:sz w:val="28"/>
-          <w:szCs w:val="28"/>
-        </w:rPr>
-        <w:t>前川」指山</w:t>
-      </w:r>
-      <w:proofErr w:type="gramEnd"/>
-      <w:r>
-        <w:rPr>
-          <w:rFonts w:ascii="標楷體" w:eastAsia="標楷體" w:hAnsi="標楷體" w:hint="eastAsia"/>
-          <w:sz w:val="28"/>
-          <w:szCs w:val="28"/>
-        </w:rPr>
-        <w:t>前的河川，瀑布宛如連接山與水的天橋，景象壯麗而</w:t>
+        <w:t>垂掛於山間。「掛」字下得巧妙，把動態的瀑布寫出靜態的美，使景物如畫卷般鋪展在眼前。「前川」指山前的河川，瀑布宛如連接山與水的天橋，景象壯麗而</w:t>
       </w:r>
       <w:r>
         <w:rPr>
@@ -1150,61 +882,7 @@
           <w:sz w:val="28"/>
           <w:szCs w:val="28"/>
         </w:rPr>
-        <w:t>第三句「</w:t>
-      </w:r>
-      <w:proofErr w:type="gramStart"/>
-      <w:r>
-        <w:rPr>
-          <w:rFonts w:ascii="標楷體" w:eastAsia="標楷體" w:hAnsi="標楷體" w:hint="eastAsia"/>
-          <w:sz w:val="28"/>
-          <w:szCs w:val="28"/>
-        </w:rPr>
-        <w:t>飛流直</w:t>
-      </w:r>
-      <w:proofErr w:type="gramEnd"/>
-      <w:r>
-        <w:rPr>
-          <w:rFonts w:ascii="標楷體" w:eastAsia="標楷體" w:hAnsi="標楷體" w:hint="eastAsia"/>
-          <w:sz w:val="28"/>
-          <w:szCs w:val="28"/>
-        </w:rPr>
-        <w:t>下三千尺」</w:t>
-      </w:r>
-      <w:proofErr w:type="gramStart"/>
-      <w:r>
-        <w:rPr>
-          <w:rFonts w:ascii="標楷體" w:eastAsia="標楷體" w:hAnsi="標楷體" w:hint="eastAsia"/>
-          <w:sz w:val="28"/>
-          <w:szCs w:val="28"/>
-        </w:rPr>
-        <w:t>是全詩最為</w:t>
-      </w:r>
-      <w:proofErr w:type="gramEnd"/>
-      <w:r>
-        <w:rPr>
-          <w:rFonts w:ascii="標楷體" w:eastAsia="標楷體" w:hAnsi="標楷體" w:hint="eastAsia"/>
-          <w:sz w:val="28"/>
-          <w:szCs w:val="28"/>
-        </w:rPr>
-        <w:t>人稱道的名句，以極度誇張的語言突顯瀑布的落差與氣勢。「</w:t>
-      </w:r>
-      <w:proofErr w:type="gramStart"/>
-      <w:r>
-        <w:rPr>
-          <w:rFonts w:ascii="標楷體" w:eastAsia="標楷體" w:hAnsi="標楷體" w:hint="eastAsia"/>
-          <w:sz w:val="28"/>
-          <w:szCs w:val="28"/>
-        </w:rPr>
-        <w:t>飛流</w:t>
-      </w:r>
-      <w:proofErr w:type="gramEnd"/>
-      <w:r>
-        <w:rPr>
-          <w:rFonts w:ascii="標楷體" w:eastAsia="標楷體" w:hAnsi="標楷體" w:hint="eastAsia"/>
-          <w:sz w:val="28"/>
-          <w:szCs w:val="28"/>
-        </w:rPr>
-        <w:t>」寫出水勢</w:t>
+        <w:t>第三句「飛流直下三千尺」是全詩最為人稱道的名句，以極度誇張的語言突顯瀑布的落差與氣勢。「飛流」寫出水勢</w:t>
       </w:r>
       <w:r>
         <w:rPr>
@@ -1250,27 +928,8 @@
           <w:sz w:val="28"/>
           <w:szCs w:val="28"/>
         </w:rPr>
-        <w:t>末句「</w:t>
-      </w:r>
-      <w:proofErr w:type="gramStart"/>
-      <w:r>
-        <w:rPr>
-          <w:rFonts w:ascii="標楷體" w:eastAsia="標楷體" w:hAnsi="標楷體" w:hint="eastAsia"/>
-          <w:sz w:val="28"/>
-          <w:szCs w:val="28"/>
-        </w:rPr>
-        <w:t>疑</w:t>
-      </w:r>
-      <w:proofErr w:type="gramEnd"/>
-      <w:r>
-        <w:rPr>
-          <w:rFonts w:ascii="標楷體" w:eastAsia="標楷體" w:hAnsi="標楷體" w:hint="eastAsia"/>
-          <w:sz w:val="28"/>
-          <w:szCs w:val="28"/>
-        </w:rPr>
-        <w:t>是銀河落九天」則將寫景推向想像的巔峰。「銀河」象徵天上的河流，光潔</w:t>
-      </w:r>
-      <w:proofErr w:type="gramStart"/>
+        <w:t>末句「疑是銀河落九天」則將寫景推向想像的巔峰。「銀河」象徵天上的河流，光潔</w:t>
+      </w:r>
       <w:r>
         <w:rPr>
           <w:rFonts w:ascii="標楷體" w:eastAsia="標楷體" w:hAnsi="標楷體" w:hint="eastAsia"/>
@@ -1279,9 +938,16 @@
           <w:sz w:val="28"/>
           <w:szCs w:val="28"/>
         </w:rPr>
-        <w:t>皎</w:t>
-      </w:r>
-      <w:proofErr w:type="gramEnd"/>
+        <w:t>皎然</w:t>
+      </w:r>
+      <w:r>
+        <w:rPr>
+          <w:rFonts w:ascii="標楷體" w:eastAsia="標楷體" w:hAnsi="標楷體" w:hint="eastAsia"/>
+          <w:sz w:val="28"/>
+          <w:szCs w:val="28"/>
+        </w:rPr>
+        <w:t>，與瀑布白亮的色澤相合。「九天」指天界至高之處，帶出</w:t>
+      </w:r>
       <w:r>
         <w:rPr>
           <w:rFonts w:ascii="標楷體" w:eastAsia="標楷體" w:hAnsi="標楷體" w:hint="eastAsia"/>
@@ -1290,42 +956,6 @@
           <w:sz w:val="28"/>
           <w:szCs w:val="28"/>
         </w:rPr>
-        <w:t>然</w:t>
-      </w:r>
-      <w:r>
-        <w:rPr>
-          <w:rFonts w:ascii="標楷體" w:eastAsia="標楷體" w:hAnsi="標楷體" w:hint="eastAsia"/>
-          <w:sz w:val="28"/>
-          <w:szCs w:val="28"/>
-        </w:rPr>
-        <w:t>，與</w:t>
-      </w:r>
-      <w:proofErr w:type="gramStart"/>
-      <w:r>
-        <w:rPr>
-          <w:rFonts w:ascii="標楷體" w:eastAsia="標楷體" w:hAnsi="標楷體" w:hint="eastAsia"/>
-          <w:sz w:val="28"/>
-          <w:szCs w:val="28"/>
-        </w:rPr>
-        <w:t>瀑布白亮的</w:t>
-      </w:r>
-      <w:proofErr w:type="gramEnd"/>
-      <w:r>
-        <w:rPr>
-          <w:rFonts w:ascii="標楷體" w:eastAsia="標楷體" w:hAnsi="標楷體" w:hint="eastAsia"/>
-          <w:sz w:val="28"/>
-          <w:szCs w:val="28"/>
-        </w:rPr>
-        <w:t>色澤相合。「九天」指天界至高之處，帶出</w:t>
-      </w:r>
-      <w:r>
-        <w:rPr>
-          <w:rFonts w:ascii="標楷體" w:eastAsia="標楷體" w:hAnsi="標楷體" w:hint="eastAsia"/>
-          <w:b/>
-          <w:bCs/>
-          <w:sz w:val="28"/>
-          <w:szCs w:val="28"/>
-        </w:rPr>
         <w:t>超凡脫俗</w:t>
       </w:r>
       <w:r>
@@ -1345,23 +975,13 @@
         </w:rPr>
         <w:t>李白</w:t>
       </w:r>
-      <w:proofErr w:type="gramStart"/>
-      <w:r>
-        <w:rPr>
-          <w:rFonts w:ascii="標楷體" w:eastAsia="標楷體" w:hAnsi="標楷體" w:hint="eastAsia"/>
-          <w:sz w:val="28"/>
-          <w:szCs w:val="28"/>
-        </w:rPr>
-        <w:t>詩風最具</w:t>
-      </w:r>
-      <w:proofErr w:type="gramEnd"/>
-      <w:r>
-        <w:rPr>
-          <w:rFonts w:ascii="標楷體" w:eastAsia="標楷體" w:hAnsi="標楷體" w:hint="eastAsia"/>
-          <w:sz w:val="28"/>
-          <w:szCs w:val="28"/>
-        </w:rPr>
-        <w:t>代表性的浪漫特質。</w:t>
+      <w:r>
+        <w:rPr>
+          <w:rFonts w:ascii="標楷體" w:eastAsia="標楷體" w:hAnsi="標楷體" w:hint="eastAsia"/>
+          <w:sz w:val="28"/>
+          <w:szCs w:val="28"/>
+        </w:rPr>
+        <w:t>詩風最具代表性的浪漫特質。</w:t>
       </w:r>
     </w:p>
     <w:p>
@@ -1382,41 +1002,13 @@
         </w:rPr>
         <w:t xml:space="preserve">　　</w:t>
       </w:r>
-      <w:proofErr w:type="gramStart"/>
-      <w:r>
-        <w:rPr>
-          <w:rFonts w:ascii="標楷體" w:eastAsia="標楷體" w:hAnsi="標楷體" w:hint="eastAsia"/>
-          <w:sz w:val="28"/>
-          <w:szCs w:val="28"/>
-        </w:rPr>
-        <w:t>全詩由</w:t>
-      </w:r>
-      <w:proofErr w:type="gramEnd"/>
-      <w:r>
-        <w:rPr>
-          <w:rFonts w:ascii="標楷體" w:eastAsia="標楷體" w:hAnsi="標楷體" w:hint="eastAsia"/>
-          <w:sz w:val="28"/>
-          <w:szCs w:val="28"/>
-        </w:rPr>
-        <w:t>近到遠，由</w:t>
-      </w:r>
-      <w:proofErr w:type="gramStart"/>
-      <w:r>
-        <w:rPr>
-          <w:rFonts w:ascii="標楷體" w:eastAsia="標楷體" w:hAnsi="標楷體" w:hint="eastAsia"/>
-          <w:sz w:val="28"/>
-          <w:szCs w:val="28"/>
-        </w:rPr>
-        <w:t>靜入動</w:t>
-      </w:r>
-      <w:proofErr w:type="gramEnd"/>
-      <w:r>
-        <w:rPr>
-          <w:rFonts w:ascii="標楷體" w:eastAsia="標楷體" w:hAnsi="標楷體" w:hint="eastAsia"/>
-          <w:sz w:val="28"/>
-          <w:szCs w:val="28"/>
-        </w:rPr>
-        <w:t>，</w:t>
+      <w:r>
+        <w:rPr>
+          <w:rFonts w:ascii="標楷體" w:eastAsia="標楷體" w:hAnsi="標楷體" w:hint="eastAsia"/>
+          <w:sz w:val="28"/>
+          <w:szCs w:val="28"/>
+        </w:rPr>
+        <w:t>全詩由近到遠，由靜入動，</w:t>
       </w:r>
       <w:r>
         <w:rPr>
@@ -1534,7 +1126,8 @@
           <w:numId w:val="1"/>
         </w:numPr>
         <w:spacing w:line="460" w:lineRule="exact"/>
-        <w:ind w:leftChars="0"/>
+        <w:ind w:leftChars="0" w:left="284" w:hanging="284"/>
+        <w:jc w:val="both"/>
         <w:rPr>
           <w:rFonts w:ascii="標楷體" w:eastAsia="標楷體" w:hAnsi="標楷體"/>
           <w:sz w:val="28"/>
@@ -1559,39 +1152,11 @@
       </w:r>
       <w:r>
         <w:rPr>
-          <w:rFonts w:ascii="標楷體" w:eastAsia="標楷體" w:hAnsi="標楷體" w:hint="eastAsia"/>
-          <w:sz w:val="28"/>
-          <w:szCs w:val="28"/>
-        </w:rPr>
-        <w:t>熱氣上升。</w:t>
-      </w:r>
-    </w:p>
-    <w:p>
-      <w:pPr>
-        <w:pStyle w:val="a9"/>
-        <w:spacing w:line="460" w:lineRule="exact"/>
-        <w:ind w:leftChars="0"/>
-        <w:rPr>
           <w:rFonts w:ascii="標楷體" w:eastAsia="標楷體" w:hAnsi="標楷體"/>
           <w:sz w:val="28"/>
           <w:szCs w:val="28"/>
         </w:rPr>
-      </w:pPr>
-      <w:r>
-        <w:rPr>
-          <w:rFonts w:ascii="標楷體" w:eastAsia="標楷體" w:hAnsi="標楷體" w:hint="eastAsia"/>
-          <w:sz w:val="28"/>
-          <w:szCs w:val="28"/>
-        </w:rPr>
-        <w:t>【例】寒流來時，泡上熱氣蒸騰的溫泉，最是舒服</w:t>
-      </w:r>
-      <w:r>
-        <w:rPr>
-          <w:rFonts w:ascii="標楷體" w:eastAsia="標楷體" w:hAnsi="標楷體" w:hint="eastAsia"/>
-          <w:sz w:val="28"/>
-          <w:szCs w:val="28"/>
-        </w:rPr>
-        <w:t>。</w:t>
+        <w:t>液體加熱變成氣體，或水分因受熱而向上升發。指香爐峰的水汽在清晨陽光照射下，向上升騰蒸發的自然景象。</w:t>
       </w:r>
     </w:p>
     <w:p>
@@ -1602,7 +1167,8 @@
           <w:numId w:val="1"/>
         </w:numPr>
         <w:spacing w:line="460" w:lineRule="exact"/>
-        <w:ind w:leftChars="0"/>
+        <w:ind w:leftChars="0" w:left="284" w:hanging="284"/>
+        <w:jc w:val="both"/>
         <w:rPr>
           <w:rFonts w:ascii="標楷體" w:eastAsia="標楷體" w:hAnsi="標楷體"/>
           <w:sz w:val="28"/>
@@ -1627,11 +1193,11 @@
       </w:r>
       <w:r>
         <w:rPr>
-          <w:rFonts w:ascii="標楷體" w:eastAsia="標楷體" w:hAnsi="標楷體" w:hint="eastAsia"/>
-          <w:sz w:val="28"/>
-          <w:szCs w:val="28"/>
-        </w:rPr>
-        <w:t>用細微的筆墨或色彩，巧妙地增添氛圍，使畫面或情感更鮮明生動。</w:t>
+          <w:rFonts w:ascii="標楷體" w:eastAsia="標楷體" w:hAnsi="標楷體"/>
+          <w:sz w:val="28"/>
+          <w:szCs w:val="28"/>
+        </w:rPr>
+        <w:t>本指繪畫時點彩與渲染，後引申為繪畫或文學創作中，加上景物或色彩以襯托、烘托主題。指詩人使用「紫」字來為山間雲煙上色，藉此襯托出神祕華麗的氛圍。</w:t>
       </w:r>
     </w:p>
     <w:p>
@@ -1642,14 +1208,14 @@
           <w:numId w:val="1"/>
         </w:numPr>
         <w:spacing w:line="460" w:lineRule="exact"/>
-        <w:ind w:leftChars="0"/>
-        <w:rPr>
-          <w:rFonts w:ascii="標楷體" w:eastAsia="標楷體" w:hAnsi="標楷體"/>
-          <w:sz w:val="28"/>
-          <w:szCs w:val="28"/>
-        </w:rPr>
-      </w:pPr>
-      <w:proofErr w:type="gramStart"/>
+        <w:ind w:leftChars="0" w:left="284" w:hanging="284"/>
+        <w:jc w:val="both"/>
+        <w:rPr>
+          <w:rFonts w:ascii="標楷體" w:eastAsia="標楷體" w:hAnsi="標楷體" w:hint="eastAsia"/>
+          <w:sz w:val="28"/>
+          <w:szCs w:val="28"/>
+        </w:rPr>
+      </w:pPr>
       <w:r>
         <w:rPr>
           <w:rFonts w:ascii="標楷體" w:eastAsia="標楷體" w:hAnsi="標楷體" w:hint="eastAsia"/>
@@ -1658,7 +1224,6 @@
         </w:rPr>
         <w:t>渲</w:t>
       </w:r>
-      <w:proofErr w:type="gramEnd"/>
       <w:r>
         <w:rPr>
           <w:rFonts w:ascii="標楷體" w:eastAsia="標楷體" w:hAnsi="標楷體" w:hint="eastAsia"/>
@@ -1667,7 +1232,6 @@
         </w:rPr>
         <w:t>(</w:t>
       </w:r>
-      <w:proofErr w:type="gramStart"/>
       <w:r>
         <w:rPr>
           <w:rFonts w:ascii="標楷體" w:eastAsia="標楷體" w:hAnsi="標楷體" w:hint="eastAsia"/>
@@ -1677,7 +1241,6 @@
         </w:rPr>
         <w:t>ㄒㄩㄢˋ</w:t>
       </w:r>
-      <w:proofErr w:type="gramEnd"/>
       <w:r>
         <w:rPr>
           <w:rFonts w:ascii="標楷體" w:eastAsia="標楷體" w:hAnsi="標楷體" w:hint="eastAsia"/>
@@ -1702,127 +1265,13 @@
         </w:rPr>
         <w:t>：</w:t>
       </w:r>
-    </w:p>
-    <w:p>
-      <w:pPr>
-        <w:pStyle w:val="a9"/>
-        <w:numPr>
-          <w:ilvl w:val="0"/>
-          <w:numId w:val="5"/>
-        </w:numPr>
-        <w:spacing w:line="460" w:lineRule="exact"/>
-        <w:ind w:leftChars="0"/>
-        <w:rPr>
-          <w:rFonts w:ascii="標楷體" w:eastAsia="標楷體" w:hAnsi="標楷體"/>
-          <w:sz w:val="28"/>
-          <w:szCs w:val="28"/>
-        </w:rPr>
-      </w:pPr>
-      <w:r>
-        <w:rPr>
-          <w:rFonts w:ascii="標楷體" w:eastAsia="標楷體" w:hAnsi="標楷體" w:hint="eastAsia"/>
-          <w:sz w:val="28"/>
-          <w:szCs w:val="28"/>
-        </w:rPr>
-        <w:t>國畫的一種用色技巧。以水墨或顏料，襯托物像，而形成陰陽向背的效果。</w:t>
-      </w:r>
-    </w:p>
-    <w:p>
-      <w:pPr>
-        <w:pStyle w:val="a9"/>
-        <w:spacing w:line="460" w:lineRule="exact"/>
-        <w:ind w:leftChars="0"/>
-        <w:rPr>
-          <w:rFonts w:ascii="標楷體" w:eastAsia="標楷體" w:hAnsi="標楷體"/>
-          <w:sz w:val="28"/>
-          <w:szCs w:val="28"/>
-        </w:rPr>
-      </w:pPr>
-      <w:r>
-        <w:rPr>
-          <w:rFonts w:ascii="標楷體" w:eastAsia="標楷體" w:hAnsi="標楷體" w:hint="eastAsia"/>
-          <w:sz w:val="28"/>
-          <w:szCs w:val="28"/>
-        </w:rPr>
-        <w:t xml:space="preserve">  </w:t>
-      </w:r>
-      <w:r>
-        <w:rPr>
-          <w:rFonts w:ascii="標楷體" w:eastAsia="標楷體" w:hAnsi="標楷體" w:hint="eastAsia"/>
-          <w:sz w:val="28"/>
-          <w:szCs w:val="28"/>
-        </w:rPr>
-        <w:t>【例】水墨畫常以渲染的手法，點出主題與背景的明暗分別。</w:t>
-      </w:r>
-    </w:p>
-    <w:p>
-      <w:pPr>
-        <w:pStyle w:val="a9"/>
-        <w:numPr>
-          <w:ilvl w:val="0"/>
-          <w:numId w:val="5"/>
-        </w:numPr>
-        <w:spacing w:line="460" w:lineRule="exact"/>
-        <w:ind w:leftChars="0"/>
-        <w:rPr>
-          <w:rFonts w:ascii="標楷體" w:eastAsia="標楷體" w:hAnsi="標楷體"/>
-          <w:sz w:val="28"/>
-          <w:szCs w:val="28"/>
-        </w:rPr>
-      </w:pPr>
-      <w:r>
-        <w:rPr>
-          <w:rFonts w:ascii="標楷體" w:eastAsia="標楷體" w:hAnsi="標楷體" w:hint="eastAsia"/>
-          <w:sz w:val="28"/>
-          <w:szCs w:val="28"/>
-        </w:rPr>
-        <w:t>比喻言詞、文字過度吹噓誇大。</w:t>
-      </w:r>
-    </w:p>
-    <w:p>
-      <w:pPr>
-        <w:pStyle w:val="a9"/>
-        <w:spacing w:line="460" w:lineRule="exact"/>
-        <w:ind w:leftChars="0"/>
-        <w:rPr>
-          <w:rFonts w:ascii="標楷體" w:eastAsia="標楷體" w:hAnsi="標楷體"/>
-          <w:sz w:val="28"/>
-          <w:szCs w:val="28"/>
-        </w:rPr>
-      </w:pPr>
-      <w:r>
-        <w:rPr>
-          <w:rFonts w:ascii="標楷體" w:eastAsia="標楷體" w:hAnsi="標楷體" w:hint="eastAsia"/>
-          <w:sz w:val="28"/>
-          <w:szCs w:val="28"/>
-        </w:rPr>
-        <w:t xml:space="preserve">  </w:t>
-      </w:r>
-      <w:r>
-        <w:rPr>
-          <w:rFonts w:ascii="標楷體" w:eastAsia="標楷體" w:hAnsi="標楷體" w:hint="eastAsia"/>
-          <w:sz w:val="28"/>
-          <w:szCs w:val="28"/>
-        </w:rPr>
-        <w:t>【例】媒體對事件的過度渲染，常會誤導民眾對真</w:t>
-      </w:r>
-      <w:proofErr w:type="gramStart"/>
-      <w:r>
-        <w:rPr>
-          <w:rFonts w:ascii="標楷體" w:eastAsia="標楷體" w:hAnsi="標楷體" w:hint="eastAsia"/>
-          <w:sz w:val="28"/>
-          <w:szCs w:val="28"/>
-        </w:rPr>
-        <w:t>象</w:t>
-      </w:r>
-      <w:proofErr w:type="gramEnd"/>
-      <w:r>
-        <w:rPr>
-          <w:rFonts w:ascii="標楷體" w:eastAsia="標楷體" w:hAnsi="標楷體" w:hint="eastAsia"/>
-          <w:sz w:val="28"/>
-          <w:szCs w:val="28"/>
-        </w:rPr>
-        <w:t>的認知與了解。</w:t>
+      <w:r>
+        <w:rPr>
+          <w:rFonts w:ascii="標楷體" w:eastAsia="標楷體" w:hAnsi="標楷體" w:hint="eastAsia"/>
+          <w:sz w:val="28"/>
+          <w:szCs w:val="28"/>
+        </w:rPr>
+        <w:t>國畫的一種技法，用水墨或色彩襯托描繪對象以加強藝術效果；亦指文學創作中鋪陳、誇大或加強某種意境或情感。指詩人將自然現象加入藝術加工與詩意包裝，使讀者感受到仙境般的浪漫色調。</w:t>
       </w:r>
     </w:p>
     <w:p>
@@ -1833,14 +1282,14 @@
           <w:numId w:val="1"/>
         </w:numPr>
         <w:spacing w:line="460" w:lineRule="exact"/>
-        <w:ind w:leftChars="0"/>
+        <w:ind w:leftChars="0" w:left="284" w:hanging="284"/>
+        <w:jc w:val="both"/>
         <w:rPr>
           <w:rFonts w:ascii="標楷體" w:eastAsia="標楷體" w:hAnsi="標楷體"/>
           <w:sz w:val="28"/>
           <w:szCs w:val="28"/>
         </w:rPr>
       </w:pPr>
-      <w:proofErr w:type="gramStart"/>
       <w:r>
         <w:rPr>
           <w:rFonts w:ascii="標楷體" w:eastAsia="標楷體" w:hAnsi="標楷體" w:hint="eastAsia"/>
@@ -1849,7 +1298,6 @@
         </w:rPr>
         <w:t>白練</w:t>
       </w:r>
-      <w:proofErr w:type="gramEnd"/>
       <w:r>
         <w:rPr>
           <w:rFonts w:ascii="標楷體" w:eastAsia="標楷體" w:hAnsi="標楷體" w:hint="eastAsia"/>
@@ -1860,29 +1308,11 @@
       </w:r>
       <w:r>
         <w:rPr>
-          <w:rFonts w:ascii="標楷體" w:eastAsia="標楷體" w:hAnsi="標楷體" w:hint="eastAsia"/>
-          <w:sz w:val="28"/>
-          <w:szCs w:val="28"/>
-        </w:rPr>
-        <w:t>白色</w:t>
-      </w:r>
-      <w:proofErr w:type="gramStart"/>
-      <w:r>
-        <w:rPr>
-          <w:rFonts w:ascii="標楷體" w:eastAsia="標楷體" w:hAnsi="標楷體" w:hint="eastAsia"/>
-          <w:sz w:val="28"/>
-          <w:szCs w:val="28"/>
-        </w:rPr>
-        <w:t>的絹條</w:t>
-      </w:r>
-      <w:proofErr w:type="gramEnd"/>
-      <w:r>
-        <w:rPr>
-          <w:rFonts w:ascii="標楷體" w:eastAsia="標楷體" w:hAnsi="標楷體" w:hint="eastAsia"/>
-          <w:sz w:val="28"/>
-          <w:szCs w:val="28"/>
-        </w:rPr>
-        <w:t>，這裡指瀑布。</w:t>
+          <w:rFonts w:ascii="標楷體" w:eastAsia="標楷體" w:hAnsi="標楷體"/>
+          <w:sz w:val="28"/>
+          <w:szCs w:val="28"/>
+        </w:rPr>
+        <w:t>白色的生絹或絲織品；常用來比喻潔白、平滑、光亮的物體。比喻遠看時瀑布潔白如銀、筆直垂掛的動人形態。</w:t>
       </w:r>
     </w:p>
     <w:p>
@@ -1893,7 +1323,8 @@
           <w:numId w:val="1"/>
         </w:numPr>
         <w:spacing w:line="460" w:lineRule="exact"/>
-        <w:ind w:leftChars="0"/>
+        <w:ind w:leftChars="0" w:left="284" w:hanging="284"/>
+        <w:jc w:val="both"/>
         <w:rPr>
           <w:rFonts w:ascii="標楷體" w:eastAsia="標楷體" w:hAnsi="標楷體"/>
           <w:sz w:val="28"/>
@@ -1918,29 +1349,44 @@
       </w:r>
       <w:r>
         <w:rPr>
-          <w:rFonts w:ascii="標楷體" w:eastAsia="標楷體" w:hAnsi="標楷體" w:hint="eastAsia"/>
-          <w:sz w:val="28"/>
-          <w:szCs w:val="28"/>
-        </w:rPr>
-        <w:t>瀑布的景象宏偉壯觀、氣勢非凡，讓人感到</w:t>
-      </w:r>
-      <w:proofErr w:type="gramStart"/>
-      <w:r>
-        <w:rPr>
-          <w:rFonts w:ascii="標楷體" w:eastAsia="標楷體" w:hAnsi="標楷體" w:hint="eastAsia"/>
-          <w:sz w:val="28"/>
-          <w:szCs w:val="28"/>
-        </w:rPr>
-        <w:t>開闊、</w:t>
-      </w:r>
-      <w:proofErr w:type="gramEnd"/>
-      <w:r>
-        <w:rPr>
-          <w:rFonts w:ascii="標楷體" w:eastAsia="標楷體" w:hAnsi="標楷體" w:hint="eastAsia"/>
-          <w:sz w:val="28"/>
-          <w:szCs w:val="28"/>
-        </w:rPr>
-        <w:t>震撼與敬畏。</w:t>
+          <w:rFonts w:ascii="標楷體" w:eastAsia="標楷體" w:hAnsi="標楷體"/>
+          <w:sz w:val="28"/>
+          <w:szCs w:val="28"/>
+        </w:rPr>
+        <w:t>氣勢宏偉、格局廣大、不拘小節。形容瀑布宛如連接山水的天橋，展現出壯麗、浩瀚的磅礴</w:t>
+      </w:r>
+      <w:r>
+        <w:rPr>
+          <w:rFonts w:ascii="標楷體" w:eastAsia="標楷體" w:hAnsi="標楷體" w:hint="eastAsia"/>
+          <w:sz w:val="28"/>
+          <w:szCs w:val="28"/>
+        </w:rPr>
+        <w:t>(</w:t>
+      </w:r>
+      <w:r>
+        <w:rPr>
+          <w:rFonts w:ascii="標楷體" w:eastAsia="標楷體" w:hAnsi="標楷體" w:hint="eastAsia"/>
+          <w:color w:val="EE0000"/>
+          <w:sz w:val="16"/>
+          <w:szCs w:val="16"/>
+        </w:rPr>
+        <w:t>ㄆㄤ ㄅㄛˊ</w:t>
+      </w:r>
+      <w:r>
+        <w:rPr>
+          <w:rFonts w:ascii="標楷體" w:eastAsia="標楷體" w:hAnsi="標楷體" w:hint="eastAsia"/>
+          <w:sz w:val="28"/>
+          <w:szCs w:val="28"/>
+        </w:rPr>
+        <w:t>)</w:t>
+      </w:r>
+      <w:r>
+        <w:rPr>
+          <w:rFonts w:ascii="標楷體" w:eastAsia="標楷體" w:hAnsi="標楷體"/>
+          <w:sz w:val="28"/>
+          <w:szCs w:val="28"/>
+        </w:rPr>
+        <w:t>氣勢。</w:t>
       </w:r>
     </w:p>
     <w:p>
@@ -1951,7 +1397,8 @@
           <w:numId w:val="1"/>
         </w:numPr>
         <w:spacing w:line="460" w:lineRule="exact"/>
-        <w:ind w:leftChars="0"/>
+        <w:ind w:leftChars="0" w:left="284" w:hanging="284"/>
+        <w:jc w:val="both"/>
         <w:rPr>
           <w:rFonts w:ascii="標楷體" w:eastAsia="標楷體" w:hAnsi="標楷體"/>
           <w:sz w:val="28"/>
@@ -1966,53 +1413,21 @@
         </w:rPr>
         <w:t>激越</w:t>
       </w:r>
-    </w:p>
-    <w:p>
-      <w:pPr>
-        <w:pStyle w:val="a9"/>
-        <w:numPr>
-          <w:ilvl w:val="0"/>
-          <w:numId w:val="7"/>
-        </w:numPr>
-        <w:spacing w:line="460" w:lineRule="exact"/>
-        <w:ind w:leftChars="0"/>
+      <w:r>
+        <w:rPr>
+          <w:rFonts w:ascii="標楷體" w:eastAsia="標楷體" w:hAnsi="標楷體" w:hint="eastAsia"/>
+          <w:sz w:val="28"/>
+          <w:szCs w:val="28"/>
+        </w:rPr>
+        <w:t>：</w:t>
+      </w:r>
+      <w:r>
         <w:rPr>
           <w:rFonts w:ascii="標楷體" w:eastAsia="標楷體" w:hAnsi="標楷體"/>
           <w:sz w:val="28"/>
           <w:szCs w:val="28"/>
         </w:rPr>
-      </w:pPr>
-      <w:r>
-        <w:rPr>
-          <w:rFonts w:ascii="標楷體" w:eastAsia="標楷體" w:hAnsi="標楷體" w:hint="eastAsia"/>
-          <w:sz w:val="28"/>
-          <w:szCs w:val="28"/>
-        </w:rPr>
-        <w:t>形容聲音激揚高亢。漢．班固〈西都賦〉：「鼓吹震，聲激越。」</w:t>
-      </w:r>
-    </w:p>
-    <w:p>
-      <w:pPr>
-        <w:pStyle w:val="a9"/>
-        <w:numPr>
-          <w:ilvl w:val="0"/>
-          <w:numId w:val="7"/>
-        </w:numPr>
-        <w:spacing w:line="460" w:lineRule="exact"/>
-        <w:ind w:leftChars="0"/>
-        <w:rPr>
-          <w:rFonts w:ascii="標楷體" w:eastAsia="標楷體" w:hAnsi="標楷體"/>
-          <w:sz w:val="28"/>
-          <w:szCs w:val="28"/>
-        </w:rPr>
-      </w:pPr>
-      <w:r>
-        <w:rPr>
-          <w:rFonts w:ascii="標楷體" w:eastAsia="標楷體" w:hAnsi="標楷體" w:hint="eastAsia"/>
-          <w:sz w:val="28"/>
-          <w:szCs w:val="28"/>
-        </w:rPr>
-        <w:t>形容情緒激昂高亢。如：「國慶閱兵典禮上，三軍將士個個情緒激越，志氣昂揚。</w:t>
+        <w:t>聲音、情緒或氣勢高昂、激盪。用來形容瀑布水流急速沖瀉、氣勢高亢激盪的狀態。</w:t>
       </w:r>
     </w:p>
     <w:p>
@@ -2023,14 +1438,14 @@
           <w:numId w:val="1"/>
         </w:numPr>
         <w:spacing w:line="460" w:lineRule="exact"/>
-        <w:ind w:leftChars="0"/>
+        <w:ind w:leftChars="0" w:left="284" w:hanging="284"/>
+        <w:jc w:val="both"/>
         <w:rPr>
           <w:rFonts w:ascii="標楷體" w:eastAsia="標楷體" w:hAnsi="標楷體"/>
           <w:sz w:val="28"/>
           <w:szCs w:val="28"/>
         </w:rPr>
       </w:pPr>
-      <w:proofErr w:type="gramStart"/>
       <w:r>
         <w:rPr>
           <w:rFonts w:ascii="標楷體" w:eastAsia="標楷體" w:hAnsi="標楷體" w:hint="eastAsia"/>
@@ -2039,7 +1454,6 @@
         </w:rPr>
         <w:t>皎</w:t>
       </w:r>
-      <w:proofErr w:type="gramEnd"/>
       <w:r>
         <w:rPr>
           <w:rFonts w:ascii="標楷體" w:eastAsia="標楷體" w:hAnsi="標楷體" w:hint="eastAsia"/>
@@ -2048,7 +1462,6 @@
         </w:rPr>
         <w:t>(</w:t>
       </w:r>
-      <w:proofErr w:type="gramStart"/>
       <w:r>
         <w:rPr>
           <w:rFonts w:ascii="標楷體" w:eastAsia="標楷體" w:hAnsi="標楷體" w:hint="eastAsia"/>
@@ -2058,7 +1471,6 @@
         </w:rPr>
         <w:t>ㄐㄧㄠˇ</w:t>
       </w:r>
-      <w:proofErr w:type="gramEnd"/>
       <w:r>
         <w:rPr>
           <w:rFonts w:ascii="標楷體" w:eastAsia="標楷體" w:hAnsi="標楷體" w:hint="eastAsia"/>
@@ -2085,19 +1497,11 @@
       </w:r>
       <w:r>
         <w:rPr>
-          <w:rFonts w:ascii="標楷體" w:eastAsia="標楷體" w:hAnsi="標楷體" w:hint="eastAsia"/>
-          <w:sz w:val="28"/>
-          <w:szCs w:val="28"/>
-        </w:rPr>
-        <w:t>潔白明亮、光亮如玉</w:t>
-      </w:r>
-      <w:r>
-        <w:rPr>
-          <w:rFonts w:ascii="標楷體" w:eastAsia="標楷體" w:hAnsi="標楷體" w:hint="eastAsia"/>
-          <w:sz w:val="28"/>
-          <w:szCs w:val="28"/>
-        </w:rPr>
-        <w:t>。</w:t>
+          <w:rFonts w:ascii="標楷體" w:eastAsia="標楷體" w:hAnsi="標楷體"/>
+          <w:sz w:val="28"/>
+          <w:szCs w:val="28"/>
+        </w:rPr>
+        <w:t>形容潔白明亮、清澈的樣子。用來描繪銀河光潔皎潔的色澤，與瀑布明亮的白互相輝映。</w:t>
       </w:r>
     </w:p>
     <w:p>
@@ -2108,7 +1512,8 @@
           <w:numId w:val="1"/>
         </w:numPr>
         <w:spacing w:line="460" w:lineRule="exact"/>
-        <w:ind w:leftChars="0"/>
+        <w:ind w:leftChars="0" w:left="284" w:hanging="284"/>
+        <w:jc w:val="both"/>
         <w:rPr>
           <w:rFonts w:ascii="標楷體" w:eastAsia="標楷體" w:hAnsi="標楷體"/>
           <w:sz w:val="28"/>
@@ -2133,47 +1538,11 @@
       </w:r>
       <w:r>
         <w:rPr>
-          <w:rFonts w:ascii="標楷體" w:eastAsia="標楷體" w:hAnsi="標楷體" w:hint="eastAsia"/>
-          <w:sz w:val="28"/>
-          <w:szCs w:val="28"/>
-        </w:rPr>
-        <w:t>不凡、與眾不同、脫離世俗平庸的樣子</w:t>
-      </w:r>
-      <w:r>
-        <w:rPr>
-          <w:rFonts w:ascii="標楷體" w:eastAsia="標楷體" w:hAnsi="標楷體" w:hint="eastAsia"/>
-          <w:sz w:val="28"/>
-          <w:szCs w:val="28"/>
-        </w:rPr>
-        <w:t>。</w:t>
-      </w:r>
-    </w:p>
-    <w:p>
-      <w:pPr>
-        <w:pStyle w:val="a9"/>
-        <w:spacing w:line="460" w:lineRule="exact"/>
-        <w:ind w:leftChars="0"/>
-        <w:rPr>
           <w:rFonts w:ascii="標楷體" w:eastAsia="標楷體" w:hAnsi="標楷體"/>
           <w:sz w:val="28"/>
           <w:szCs w:val="28"/>
         </w:rPr>
-      </w:pPr>
-      <w:r>
-        <w:rPr>
-          <w:rFonts w:ascii="標楷體" w:eastAsia="標楷體" w:hAnsi="標楷體" w:hint="eastAsia"/>
-          <w:sz w:val="28"/>
-          <w:szCs w:val="28"/>
-        </w:rPr>
-        <w:t>【例】</w:t>
-      </w:r>
-      <w:r>
-        <w:rPr>
-          <w:rFonts w:ascii="標楷體" w:eastAsia="標楷體" w:hAnsi="標楷體" w:hint="eastAsia"/>
-          <w:sz w:val="28"/>
-          <w:szCs w:val="28"/>
-        </w:rPr>
-        <w:t>他的作品風格獨特，超凡脫俗，讓人眼前一亮。</w:t>
+        <w:t>超出凡俗，不落俗套，具有脫離世俗、高雅出塵的特質。形容「九天」等神話意象帶有的高遠、不凡且神祕的仙界色彩。</w:t>
       </w:r>
     </w:p>
     <w:p>
@@ -2184,7 +1553,8 @@
           <w:numId w:val="1"/>
         </w:numPr>
         <w:spacing w:line="460" w:lineRule="exact"/>
-        <w:ind w:leftChars="0"/>
+        <w:ind w:leftChars="0" w:left="284" w:hanging="284"/>
+        <w:jc w:val="both"/>
         <w:rPr>
           <w:rFonts w:ascii="標楷體" w:eastAsia="標楷體" w:hAnsi="標楷體"/>
           <w:sz w:val="28"/>
@@ -2209,11 +1579,11 @@
       </w:r>
       <w:r>
         <w:rPr>
-          <w:rFonts w:ascii="標楷體" w:eastAsia="標楷體" w:hAnsi="標楷體" w:hint="eastAsia"/>
-          <w:sz w:val="28"/>
-          <w:szCs w:val="28"/>
-        </w:rPr>
-        <w:t>循序漸進、逐步深化，常用於描述文章結構、論證方式或事情發展的層次感。</w:t>
+          <w:rFonts w:ascii="標楷體" w:eastAsia="標楷體" w:hAnsi="標楷體"/>
+          <w:sz w:val="28"/>
+          <w:szCs w:val="28"/>
+        </w:rPr>
+        <w:t>按照一定的順序或邏輯，一步一步、由淺入深或由表及裡地推進。指全詩在寫景手法上，由近到遠、由靜入動、由現實步入神話的結構安排。</w:t>
       </w:r>
     </w:p>
     <w:p>
@@ -2224,7 +1594,8 @@
           <w:numId w:val="1"/>
         </w:numPr>
         <w:spacing w:line="460" w:lineRule="exact"/>
-        <w:ind w:leftChars="0"/>
+        <w:ind w:leftChars="0" w:left="284" w:hanging="426"/>
+        <w:jc w:val="both"/>
         <w:rPr>
           <w:rFonts w:ascii="標楷體" w:eastAsia="標楷體" w:hAnsi="標楷體"/>
           <w:sz w:val="28"/>
@@ -2247,7 +1618,6 @@
         </w:rPr>
         <w:t>(</w:t>
       </w:r>
-      <w:proofErr w:type="gramStart"/>
       <w:r>
         <w:rPr>
           <w:rFonts w:ascii="標楷體" w:eastAsia="標楷體" w:hAnsi="標楷體" w:hint="eastAsia"/>
@@ -2266,7 +1636,6 @@
         </w:rPr>
         <w:t>ㄧˊ</w:t>
       </w:r>
-      <w:proofErr w:type="gramEnd"/>
       <w:r>
         <w:rPr>
           <w:rFonts w:ascii="標楷體" w:eastAsia="標楷體" w:hAnsi="標楷體" w:hint="eastAsia"/>
@@ -2293,49 +1662,28 @@
       </w:r>
       <w:r>
         <w:rPr>
-          <w:rFonts w:ascii="標楷體" w:eastAsia="標楷體" w:hAnsi="標楷體" w:hint="eastAsia"/>
-          <w:sz w:val="28"/>
-          <w:szCs w:val="28"/>
-        </w:rPr>
-        <w:t>經過長久的時間，不但沒有衰敗、陳舊，反而更新、更好。</w:t>
-      </w:r>
-    </w:p>
-    <w:p>
-      <w:pPr>
-        <w:pStyle w:val="a9"/>
-        <w:spacing w:line="460" w:lineRule="exact"/>
-        <w:ind w:leftChars="0"/>
-        <w:rPr>
           <w:rFonts w:ascii="標楷體" w:eastAsia="標楷體" w:hAnsi="標楷體"/>
           <w:sz w:val="28"/>
           <w:szCs w:val="28"/>
         </w:rPr>
-      </w:pPr>
-      <w:r>
-        <w:rPr>
-          <w:rFonts w:ascii="標楷體" w:eastAsia="標楷體" w:hAnsi="標楷體" w:hint="eastAsia"/>
-          <w:sz w:val="28"/>
-          <w:szCs w:val="28"/>
-        </w:rPr>
-        <w:t>【例】儘管他們結婚已經二十年，</w:t>
-      </w:r>
-      <w:proofErr w:type="gramStart"/>
-      <w:r>
-        <w:rPr>
-          <w:rFonts w:ascii="標楷體" w:eastAsia="標楷體" w:hAnsi="標楷體" w:hint="eastAsia"/>
-          <w:sz w:val="28"/>
-          <w:szCs w:val="28"/>
-        </w:rPr>
-        <w:t>夫妻間的感情</w:t>
-      </w:r>
-      <w:proofErr w:type="gramEnd"/>
-      <w:r>
-        <w:rPr>
-          <w:rFonts w:ascii="標楷體" w:eastAsia="標楷體" w:hAnsi="標楷體" w:hint="eastAsia"/>
-          <w:sz w:val="28"/>
-          <w:szCs w:val="28"/>
-        </w:rPr>
-        <w:t>卻歷久彌新。</w:t>
+        <w:t>經歷長久的時間，不但沒有衰敗變舊，反而更加新穎、更有價值。形容</w:t>
+      </w:r>
+      <w:r>
+        <w:rPr>
+          <w:rFonts w:ascii="標楷體" w:eastAsia="標楷體" w:hAnsi="標楷體"/>
+          <w:sz w:val="28"/>
+          <w:szCs w:val="28"/>
+          <w:u w:val="single"/>
+        </w:rPr>
+        <w:t>李白</w:t>
+      </w:r>
+      <w:r>
+        <w:rPr>
+          <w:rFonts w:ascii="標楷體" w:eastAsia="標楷體" w:hAnsi="標楷體"/>
+          <w:sz w:val="28"/>
+          <w:szCs w:val="28"/>
+        </w:rPr>
+        <w:t>的這首詩流傳千古，至今依然散發著強大的藝術魅力與感染力。</w:t>
       </w:r>
     </w:p>
     <w:p>
@@ -2346,7 +1694,8 @@
           <w:numId w:val="1"/>
         </w:numPr>
         <w:spacing w:line="460" w:lineRule="exact"/>
-        <w:ind w:leftChars="0"/>
+        <w:ind w:leftChars="0" w:left="284" w:hanging="426"/>
+        <w:jc w:val="both"/>
         <w:rPr>
           <w:rFonts w:ascii="標楷體" w:eastAsia="標楷體" w:hAnsi="標楷體"/>
           <w:sz w:val="28"/>
@@ -2371,25 +1720,17 @@
       </w:r>
       <w:r>
         <w:rPr>
-          <w:rFonts w:ascii="標楷體" w:eastAsia="標楷體" w:hAnsi="標楷體" w:hint="eastAsia"/>
-          <w:sz w:val="28"/>
-          <w:szCs w:val="28"/>
-        </w:rPr>
-        <w:t>開拓發展。【例】拓展業務、拓展國民外交</w:t>
-      </w:r>
-      <w:r>
-        <w:rPr>
-          <w:rFonts w:ascii="標楷體" w:eastAsia="標楷體" w:hAnsi="標楷體" w:hint="eastAsia"/>
-          <w:sz w:val="28"/>
-          <w:szCs w:val="28"/>
-        </w:rPr>
-        <w:t>。</w:t>
+          <w:rFonts w:ascii="標楷體" w:eastAsia="標楷體" w:hAnsi="標楷體"/>
+          <w:sz w:val="28"/>
+          <w:szCs w:val="28"/>
+        </w:rPr>
+        <w:t>擴大、開拓、延伸。指詩人不只描繪自然美景，更藉此開闊並延伸了他心中的胸襟與豪邁氣度。</w:t>
       </w:r>
     </w:p>
     <w:sectPr>
       <w:footerReference w:type="default" r:id="rId7"/>
       <w:pgSz w:w="11906" w:h="16838"/>
-      <w:pgMar w:top="851" w:right="851" w:bottom="851" w:left="851" w:header="567" w:footer="0" w:gutter="0"/>
+      <w:pgMar w:top="851" w:right="851" w:bottom="567" w:left="851" w:header="567" w:footer="0" w:gutter="0"/>
       <w:cols w:space="425"/>
       <w:docGrid w:type="lines" w:linePitch="360"/>
     </w:sectPr>
@@ -2398,7 +1739,7 @@
 </file>
 
 <file path=word/endnotes.xml><?xml version="1.0" encoding="utf-8"?>
-<w:endnotes xmlns:wpc="http://schemas.microsoft.com/office/word/2010/wordprocessingCanvas" xmlns:cx="http://schemas.microsoft.com/office/drawing/2014/chartex" xmlns:cx1="http://schemas.microsoft.com/office/drawing/2015/9/8/chartex" xmlns:cx2="http://schemas.microsoft.com/office/drawing/2015/10/21/chartex" xmlns:cx3="http://schemas.microsoft.com/office/drawing/2016/5/9/chartex" xmlns:cx4="http://schemas.microsoft.com/office/drawing/2016/5/10/chartex" xmlns:cx5="http://schemas.microsoft.com/office/drawing/2016/5/11/chartex" xmlns:cx6="http://schemas.microsoft.com/office/drawing/2016/5/12/chartex" xmlns:cx7="http://schemas.microsoft.com/office/drawing/2016/5/13/chartex" xmlns:cx8="http://schemas.microsoft.com/office/drawing/2016/5/14/chartex" xmlns:mc="http://schemas.openxmlformats.org/markup-compatibility/2006" xmlns:aink="http://schemas.microsoft.com/office/drawing/2016/ink" xmlns:am3d="http://schemas.microsoft.com/office/drawing/2017/model3d" xmlns:o="urn:schemas-microsoft-com:office:office" xmlns:r="http://schemas.openxmlformats.org/officeDocument/2006/relationships" xmlns:m="http://schemas.openxmlformats.org/officeDocument/2006/math" xmlns:v="urn:schemas-microsoft-com:vml" xmlns:wp14="http://schemas.microsoft.com/office/word/2010/wordprocessingDrawing" xmlns:wp="http://schemas.openxmlformats.org/drawingml/2006/wordprocessingDrawing" xmlns:w10="urn:schemas-microsoft-com:office:word" xmlns:w="http://schemas.openxmlformats.org/wordprocessingml/2006/main" xmlns:w14="http://schemas.microsoft.com/office/word/2010/wordml" xmlns:w15="http://schemas.microsoft.com/office/word/2012/wordml" xmlns:w16cex="http://schemas.microsoft.com/office/word/2018/wordml/cex" xmlns:w16cid="http://schemas.microsoft.com/office/word/2016/wordml/cid" xmlns:w16="http://schemas.microsoft.com/office/word/2018/wordml" xmlns:w16sdtdh="http://schemas.microsoft.com/office/word/2020/wordml/sdtdatahash" xmlns:w16se="http://schemas.microsoft.com/office/word/2015/wordml/symex" xmlns:wpg="http://schemas.microsoft.com/office/word/2010/wordprocessingGroup" xmlns:wpi="http://schemas.microsoft.com/office/word/2010/wordprocessingInk" xmlns:wne="http://schemas.microsoft.com/office/word/2006/wordml" xmlns:wps="http://schemas.microsoft.com/office/word/2010/wordprocessingShape" mc:Ignorable="w14 w15 w16se w16cid w16 w16cex w16sdtdh wp14">
+<w:endnotes xmlns:wpc="http://schemas.microsoft.com/office/word/2010/wordprocessingCanvas" xmlns:cx="http://schemas.microsoft.com/office/drawing/2014/chartex" xmlns:cx1="http://schemas.microsoft.com/office/drawing/2015/9/8/chartex" xmlns:cx2="http://schemas.microsoft.com/office/drawing/2015/10/21/chartex" xmlns:cx3="http://schemas.microsoft.com/office/drawing/2016/5/9/chartex" xmlns:cx4="http://schemas.microsoft.com/office/drawing/2016/5/10/chartex" xmlns:cx5="http://schemas.microsoft.com/office/drawing/2016/5/11/chartex" xmlns:cx6="http://schemas.microsoft.com/office/drawing/2016/5/12/chartex" xmlns:cx7="http://schemas.microsoft.com/office/drawing/2016/5/13/chartex" xmlns:cx8="http://schemas.microsoft.com/office/drawing/2016/5/14/chartex" xmlns:mc="http://schemas.openxmlformats.org/markup-compatibility/2006" xmlns:aink="http://schemas.microsoft.com/office/drawing/2016/ink" xmlns:am3d="http://schemas.microsoft.com/office/drawing/2017/model3d" xmlns:o="urn:schemas-microsoft-com:office:office" xmlns:oel="http://schemas.microsoft.com/office/2019/extlst" xmlns:r="http://schemas.openxmlformats.org/officeDocument/2006/relationships" xmlns:m="http://schemas.openxmlformats.org/officeDocument/2006/math" xmlns:v="urn:schemas-microsoft-com:vml" xmlns:wp14="http://schemas.microsoft.com/office/word/2010/wordprocessingDrawing" xmlns:wp="http://schemas.openxmlformats.org/drawingml/2006/wordprocessingDrawing" xmlns:w10="urn:schemas-microsoft-com:office:word" xmlns:w="http://schemas.openxmlformats.org/wordprocessingml/2006/main" xmlns:w14="http://schemas.microsoft.com/office/word/2010/wordml" xmlns:w15="http://schemas.microsoft.com/office/word/2012/wordml" xmlns:w16cex="http://schemas.microsoft.com/office/word/2018/wordml/cex" xmlns:w16cid="http://schemas.microsoft.com/office/word/2016/wordml/cid" xmlns:w16="http://schemas.microsoft.com/office/word/2018/wordml" xmlns:w16du="http://schemas.microsoft.com/office/word/2023/wordml/word16du" xmlns:w16sdtdh="http://schemas.microsoft.com/office/word/2020/wordml/sdtdatahash" xmlns:w16sdtfl="http://schemas.microsoft.com/office/word/2024/wordml/sdtformatlock" xmlns:w16se="http://schemas.microsoft.com/office/word/2015/wordml/symex" xmlns:wpg="http://schemas.microsoft.com/office/word/2010/wordprocessingGroup" xmlns:wpi="http://schemas.microsoft.com/office/word/2010/wordprocessingInk" xmlns:wne="http://schemas.microsoft.com/office/word/2006/wordml" xmlns:wps="http://schemas.microsoft.com/office/word/2010/wordprocessingShape" mc:Ignorable="w14 w15 w16se w16cid w16 w16cex w16sdtdh w16sdtfl w16du wp14">
   <w:endnote w:type="separator" w:id="-1">
     <w:p>
       <w:r>
@@ -2417,7 +1758,7 @@
 </file>
 
 <file path=word/footer1.xml><?xml version="1.0" encoding="utf-8"?>
-<w:ftr xmlns:wpc="http://schemas.microsoft.com/office/word/2010/wordprocessingCanvas" xmlns:cx="http://schemas.microsoft.com/office/drawing/2014/chartex" xmlns:cx1="http://schemas.microsoft.com/office/drawing/2015/9/8/chartex" xmlns:cx2="http://schemas.microsoft.com/office/drawing/2015/10/21/chartex" xmlns:cx3="http://schemas.microsoft.com/office/drawing/2016/5/9/chartex" xmlns:cx4="http://schemas.microsoft.com/office/drawing/2016/5/10/chartex" xmlns:cx5="http://schemas.microsoft.com/office/drawing/2016/5/11/chartex" xmlns:cx6="http://schemas.microsoft.com/office/drawing/2016/5/12/chartex" xmlns:cx7="http://schemas.microsoft.com/office/drawing/2016/5/13/chartex" xmlns:cx8="http://schemas.microsoft.com/office/drawing/2016/5/14/chartex" xmlns:mc="http://schemas.openxmlformats.org/markup-compatibility/2006" xmlns:aink="http://schemas.microsoft.com/office/drawing/2016/ink" xmlns:am3d="http://schemas.microsoft.com/office/drawing/2017/model3d" xmlns:o="urn:schemas-microsoft-com:office:office" xmlns:r="http://schemas.openxmlformats.org/officeDocument/2006/relationships" xmlns:m="http://schemas.openxmlformats.org/officeDocument/2006/math" xmlns:v="urn:schemas-microsoft-com:vml" xmlns:wp14="http://schemas.microsoft.com/office/word/2010/wordprocessingDrawing" xmlns:wp="http://schemas.openxmlformats.org/drawingml/2006/wordprocessingDrawing" xmlns:w10="urn:schemas-microsoft-com:office:word" xmlns:w="http://schemas.openxmlformats.org/wordprocessingml/2006/main" xmlns:w14="http://schemas.microsoft.com/office/word/2010/wordml" xmlns:w15="http://schemas.microsoft.com/office/word/2012/wordml" xmlns:w16cex="http://schemas.microsoft.com/office/word/2018/wordml/cex" xmlns:w16cid="http://schemas.microsoft.com/office/word/2016/wordml/cid" xmlns:w16="http://schemas.microsoft.com/office/word/2018/wordml" xmlns:w16sdtdh="http://schemas.microsoft.com/office/word/2020/wordml/sdtdatahash" xmlns:w16se="http://schemas.microsoft.com/office/word/2015/wordml/symex" xmlns:wpg="http://schemas.microsoft.com/office/word/2010/wordprocessingGroup" xmlns:wpi="http://schemas.microsoft.com/office/word/2010/wordprocessingInk" xmlns:wne="http://schemas.microsoft.com/office/word/2006/wordml" xmlns:wps="http://schemas.microsoft.com/office/word/2010/wordprocessingShape" mc:Ignorable="w14 w15 w16se w16cid w16 w16cex w16sdtdh wp14">
+<w:ftr xmlns:wpc="http://schemas.microsoft.com/office/word/2010/wordprocessingCanvas" xmlns:cx="http://schemas.microsoft.com/office/drawing/2014/chartex" xmlns:cx1="http://schemas.microsoft.com/office/drawing/2015/9/8/chartex" xmlns:cx2="http://schemas.microsoft.com/office/drawing/2015/10/21/chartex" xmlns:cx3="http://schemas.microsoft.com/office/drawing/2016/5/9/chartex" xmlns:cx4="http://schemas.microsoft.com/office/drawing/2016/5/10/chartex" xmlns:cx5="http://schemas.microsoft.com/office/drawing/2016/5/11/chartex" xmlns:cx6="http://schemas.microsoft.com/office/drawing/2016/5/12/chartex" xmlns:cx7="http://schemas.microsoft.com/office/drawing/2016/5/13/chartex" xmlns:cx8="http://schemas.microsoft.com/office/drawing/2016/5/14/chartex" xmlns:mc="http://schemas.openxmlformats.org/markup-compatibility/2006" xmlns:aink="http://schemas.microsoft.com/office/drawing/2016/ink" xmlns:am3d="http://schemas.microsoft.com/office/drawing/2017/model3d" xmlns:o="urn:schemas-microsoft-com:office:office" xmlns:oel="http://schemas.microsoft.com/office/2019/extlst" xmlns:r="http://schemas.openxmlformats.org/officeDocument/2006/relationships" xmlns:m="http://schemas.openxmlformats.org/officeDocument/2006/math" xmlns:v="urn:schemas-microsoft-com:vml" xmlns:wp14="http://schemas.microsoft.com/office/word/2010/wordprocessingDrawing" xmlns:wp="http://schemas.openxmlformats.org/drawingml/2006/wordprocessingDrawing" xmlns:w10="urn:schemas-microsoft-com:office:word" xmlns:w="http://schemas.openxmlformats.org/wordprocessingml/2006/main" xmlns:w14="http://schemas.microsoft.com/office/word/2010/wordml" xmlns:w15="http://schemas.microsoft.com/office/word/2012/wordml" xmlns:w16cex="http://schemas.microsoft.com/office/word/2018/wordml/cex" xmlns:w16cid="http://schemas.microsoft.com/office/word/2016/wordml/cid" xmlns:w16="http://schemas.microsoft.com/office/word/2018/wordml" xmlns:w16du="http://schemas.microsoft.com/office/word/2023/wordml/word16du" xmlns:w16sdtdh="http://schemas.microsoft.com/office/word/2020/wordml/sdtdatahash" xmlns:w16sdtfl="http://schemas.microsoft.com/office/word/2024/wordml/sdtformatlock" xmlns:w16se="http://schemas.microsoft.com/office/word/2015/wordml/symex" xmlns:wpg="http://schemas.microsoft.com/office/word/2010/wordprocessingGroup" xmlns:wpi="http://schemas.microsoft.com/office/word/2010/wordprocessingInk" xmlns:wne="http://schemas.microsoft.com/office/word/2006/wordml" xmlns:wps="http://schemas.microsoft.com/office/word/2010/wordprocessingShape" mc:Ignorable="w14 w15 w16se w16cid w16 w16cex w16sdtdh w16sdtfl w16du wp14">
   <w:sdt>
     <w:sdtPr>
       <w:id w:val="-1800146557"/>
@@ -2426,7 +1767,6 @@
         <w:docPartUnique/>
       </w:docPartObj>
     </w:sdtPr>
-    <w:sdtEndPr/>
     <w:sdtContent>
       <w:p>
         <w:pPr>
@@ -2469,7 +1809,7 @@
 </file>
 
 <file path=word/footnotes.xml><?xml version="1.0" encoding="utf-8"?>
-<w:footnotes xmlns:wpc="http://schemas.microsoft.com/office/word/2010/wordprocessingCanvas" xmlns:cx="http://schemas.microsoft.com/office/drawing/2014/chartex" xmlns:cx1="http://schemas.microsoft.com/office/drawing/2015/9/8/chartex" xmlns:cx2="http://schemas.microsoft.com/office/drawing/2015/10/21/chartex" xmlns:cx3="http://schemas.microsoft.com/office/drawing/2016/5/9/chartex" xmlns:cx4="http://schemas.microsoft.com/office/drawing/2016/5/10/chartex" xmlns:cx5="http://schemas.microsoft.com/office/drawing/2016/5/11/chartex" xmlns:cx6="http://schemas.microsoft.com/office/drawing/2016/5/12/chartex" xmlns:cx7="http://schemas.microsoft.com/office/drawing/2016/5/13/chartex" xmlns:cx8="http://schemas.microsoft.com/office/drawing/2016/5/14/chartex" xmlns:mc="http://schemas.openxmlformats.org/markup-compatibility/2006" xmlns:aink="http://schemas.microsoft.com/office/drawing/2016/ink" xmlns:am3d="http://schemas.microsoft.com/office/drawing/2017/model3d" xmlns:o="urn:schemas-microsoft-com:office:office" xmlns:r="http://schemas.openxmlformats.org/officeDocument/2006/relationships" xmlns:m="http://schemas.openxmlformats.org/officeDocument/2006/math" xmlns:v="urn:schemas-microsoft-com:vml" xmlns:wp14="http://schemas.microsoft.com/office/word/2010/wordprocessingDrawing" xmlns:wp="http://schemas.openxmlformats.org/drawingml/2006/wordprocessingDrawing" xmlns:w10="urn:schemas-microsoft-com:office:word" xmlns:w="http://schemas.openxmlformats.org/wordprocessingml/2006/main" xmlns:w14="http://schemas.microsoft.com/office/word/2010/wordml" xmlns:w15="http://schemas.microsoft.com/office/word/2012/wordml" xmlns:w16cex="http://schemas.microsoft.com/office/word/2018/wordml/cex" xmlns:w16cid="http://schemas.microsoft.com/office/word/2016/wordml/cid" xmlns:w16="http://schemas.microsoft.com/office/word/2018/wordml" xmlns:w16sdtdh="http://schemas.microsoft.com/office/word/2020/wordml/sdtdatahash" xmlns:w16se="http://schemas.microsoft.com/office/word/2015/wordml/symex" xmlns:wpg="http://schemas.microsoft.com/office/word/2010/wordprocessingGroup" xmlns:wpi="http://schemas.microsoft.com/office/word/2010/wordprocessingInk" xmlns:wne="http://schemas.microsoft.com/office/word/2006/wordml" xmlns:wps="http://schemas.microsoft.com/office/word/2010/wordprocessingShape" mc:Ignorable="w14 w15 w16se w16cid w16 w16cex w16sdtdh wp14">
+<w:footnotes xmlns:wpc="http://schemas.microsoft.com/office/word/2010/wordprocessingCanvas" xmlns:cx="http://schemas.microsoft.com/office/drawing/2014/chartex" xmlns:cx1="http://schemas.microsoft.com/office/drawing/2015/9/8/chartex" xmlns:cx2="http://schemas.microsoft.com/office/drawing/2015/10/21/chartex" xmlns:cx3="http://schemas.microsoft.com/office/drawing/2016/5/9/chartex" xmlns:cx4="http://schemas.microsoft.com/office/drawing/2016/5/10/chartex" xmlns:cx5="http://schemas.microsoft.com/office/drawing/2016/5/11/chartex" xmlns:cx6="http://schemas.microsoft.com/office/drawing/2016/5/12/chartex" xmlns:cx7="http://schemas.microsoft.com/office/drawing/2016/5/13/chartex" xmlns:cx8="http://schemas.microsoft.com/office/drawing/2016/5/14/chartex" xmlns:mc="http://schemas.openxmlformats.org/markup-compatibility/2006" xmlns:aink="http://schemas.microsoft.com/office/drawing/2016/ink" xmlns:am3d="http://schemas.microsoft.com/office/drawing/2017/model3d" xmlns:o="urn:schemas-microsoft-com:office:office" xmlns:oel="http://schemas.microsoft.com/office/2019/extlst" xmlns:r="http://schemas.openxmlformats.org/officeDocument/2006/relationships" xmlns:m="http://schemas.openxmlformats.org/officeDocument/2006/math" xmlns:v="urn:schemas-microsoft-com:vml" xmlns:wp14="http://schemas.microsoft.com/office/word/2010/wordprocessingDrawing" xmlns:wp="http://schemas.openxmlformats.org/drawingml/2006/wordprocessingDrawing" xmlns:w10="urn:schemas-microsoft-com:office:word" xmlns:w="http://schemas.openxmlformats.org/wordprocessingml/2006/main" xmlns:w14="http://schemas.microsoft.com/office/word/2010/wordml" xmlns:w15="http://schemas.microsoft.com/office/word/2012/wordml" xmlns:w16cex="http://schemas.microsoft.com/office/word/2018/wordml/cex" xmlns:w16cid="http://schemas.microsoft.com/office/word/2016/wordml/cid" xmlns:w16="http://schemas.microsoft.com/office/word/2018/wordml" xmlns:w16du="http://schemas.microsoft.com/office/word/2023/wordml/word16du" xmlns:w16sdtdh="http://schemas.microsoft.com/office/word/2020/wordml/sdtdatahash" xmlns:w16sdtfl="http://schemas.microsoft.com/office/word/2024/wordml/sdtformatlock" xmlns:w16se="http://schemas.microsoft.com/office/word/2015/wordml/symex" xmlns:wpg="http://schemas.microsoft.com/office/word/2010/wordprocessingGroup" xmlns:wpi="http://schemas.microsoft.com/office/word/2010/wordprocessingInk" xmlns:wne="http://schemas.microsoft.com/office/word/2006/wordml" xmlns:wps="http://schemas.microsoft.com/office/word/2010/wordprocessingShape" mc:Ignorable="w14 w15 w16se w16cid w16 w16cex w16sdtdh w16sdtfl w16du wp14">
   <w:footnote w:type="separator" w:id="-1">
     <w:p>
       <w:r>
@@ -2488,7 +1828,7 @@
 </file>
 
 <file path=word/numbering.xml><?xml version="1.0" encoding="utf-8"?>
-<w:numbering xmlns:wpc="http://schemas.microsoft.com/office/word/2010/wordprocessingCanvas" xmlns:cx="http://schemas.microsoft.com/office/drawing/2014/chartex" xmlns:cx1="http://schemas.microsoft.com/office/drawing/2015/9/8/chartex" xmlns:cx2="http://schemas.microsoft.com/office/drawing/2015/10/21/chartex" xmlns:cx3="http://schemas.microsoft.com/office/drawing/2016/5/9/chartex" xmlns:cx4="http://schemas.microsoft.com/office/drawing/2016/5/10/chartex" xmlns:cx5="http://schemas.microsoft.com/office/drawing/2016/5/11/chartex" xmlns:cx6="http://schemas.microsoft.com/office/drawing/2016/5/12/chartex" xmlns:cx7="http://schemas.microsoft.com/office/drawing/2016/5/13/chartex" xmlns:cx8="http://schemas.microsoft.com/office/drawing/2016/5/14/chartex" xmlns:mc="http://schemas.openxmlformats.org/markup-compatibility/2006" xmlns:aink="http://schemas.microsoft.com/office/drawing/2016/ink" xmlns:am3d="http://schemas.microsoft.com/office/drawing/2017/model3d" xmlns:o="urn:schemas-microsoft-com:office:office" xmlns:r="http://schemas.openxmlformats.org/officeDocument/2006/relationships" xmlns:m="http://schemas.openxmlformats.org/officeDocument/2006/math" xmlns:v="urn:schemas-microsoft-com:vml" xmlns:wp14="http://schemas.microsoft.com/office/word/2010/wordprocessingDrawing" xmlns:wp="http://schemas.openxmlformats.org/drawingml/2006/wordprocessingDrawing" xmlns:w10="urn:schemas-microsoft-com:office:word" xmlns:w="http://schemas.openxmlformats.org/wordprocessingml/2006/main" xmlns:w14="http://schemas.microsoft.com/office/word/2010/wordml" xmlns:w15="http://schemas.microsoft.com/office/word/2012/wordml" xmlns:w16cex="http://schemas.microsoft.com/office/word/2018/wordml/cex" xmlns:w16cid="http://schemas.microsoft.com/office/word/2016/wordml/cid" xmlns:w16="http://schemas.microsoft.com/office/word/2018/wordml" xmlns:w16sdtdh="http://schemas.microsoft.com/office/word/2020/wordml/sdtdatahash" xmlns:w16se="http://schemas.microsoft.com/office/word/2015/wordml/symex" xmlns:wpg="http://schemas.microsoft.com/office/word/2010/wordprocessingGroup" xmlns:wpi="http://schemas.microsoft.com/office/word/2010/wordprocessingInk" xmlns:wne="http://schemas.microsoft.com/office/word/2006/wordml" xmlns:wps="http://schemas.microsoft.com/office/word/2010/wordprocessingShape" mc:Ignorable="w14 w15 w16se w16cid w16 w16cex w16sdtdh wp14">
+<w:numbering xmlns:wpc="http://schemas.microsoft.com/office/word/2010/wordprocessingCanvas" xmlns:cx="http://schemas.microsoft.com/office/drawing/2014/chartex" xmlns:cx1="http://schemas.microsoft.com/office/drawing/2015/9/8/chartex" xmlns:cx2="http://schemas.microsoft.com/office/drawing/2015/10/21/chartex" xmlns:cx3="http://schemas.microsoft.com/office/drawing/2016/5/9/chartex" xmlns:cx4="http://schemas.microsoft.com/office/drawing/2016/5/10/chartex" xmlns:cx5="http://schemas.microsoft.com/office/drawing/2016/5/11/chartex" xmlns:cx6="http://schemas.microsoft.com/office/drawing/2016/5/12/chartex" xmlns:cx7="http://schemas.microsoft.com/office/drawing/2016/5/13/chartex" xmlns:cx8="http://schemas.microsoft.com/office/drawing/2016/5/14/chartex" xmlns:mc="http://schemas.openxmlformats.org/markup-compatibility/2006" xmlns:aink="http://schemas.microsoft.com/office/drawing/2016/ink" xmlns:am3d="http://schemas.microsoft.com/office/drawing/2017/model3d" xmlns:o="urn:schemas-microsoft-com:office:office" xmlns:oel="http://schemas.microsoft.com/office/2019/extlst" xmlns:r="http://schemas.openxmlformats.org/officeDocument/2006/relationships" xmlns:m="http://schemas.openxmlformats.org/officeDocument/2006/math" xmlns:v="urn:schemas-microsoft-com:vml" xmlns:wp14="http://schemas.microsoft.com/office/word/2010/wordprocessingDrawing" xmlns:wp="http://schemas.openxmlformats.org/drawingml/2006/wordprocessingDrawing" xmlns:w10="urn:schemas-microsoft-com:office:word" xmlns:w="http://schemas.openxmlformats.org/wordprocessingml/2006/main" xmlns:w14="http://schemas.microsoft.com/office/word/2010/wordml" xmlns:w15="http://schemas.microsoft.com/office/word/2012/wordml" xmlns:w16cex="http://schemas.microsoft.com/office/word/2018/wordml/cex" xmlns:w16cid="http://schemas.microsoft.com/office/word/2016/wordml/cid" xmlns:w16="http://schemas.microsoft.com/office/word/2018/wordml" xmlns:w16du="http://schemas.microsoft.com/office/word/2023/wordml/word16du" xmlns:w16sdtdh="http://schemas.microsoft.com/office/word/2020/wordml/sdtdatahash" xmlns:w16sdtfl="http://schemas.microsoft.com/office/word/2024/wordml/sdtformatlock" xmlns:w16se="http://schemas.microsoft.com/office/word/2015/wordml/symex" xmlns:wpg="http://schemas.microsoft.com/office/word/2010/wordprocessingGroup" xmlns:wpi="http://schemas.microsoft.com/office/word/2010/wordprocessingInk" xmlns:wne="http://schemas.microsoft.com/office/word/2006/wordml" xmlns:wps="http://schemas.microsoft.com/office/word/2010/wordprocessingShape" mc:Ignorable="w14 w15 w16se w16cid w16 w16cex w16sdtdh w16sdtfl w16du wp14">
   <w:abstractNum w:abstractNumId="0" w15:restartNumberingAfterBreak="0">
     <w:nsid w:val="02F055A6"/>
     <w:multiLevelType w:val="hybridMultilevel"/>
@@ -3202,32 +2542,32 @@
       </w:rPr>
     </w:lvl>
   </w:abstractNum>
-  <w:num w:numId="1">
+  <w:num w:numId="1" w16cid:durableId="2013140301">
     <w:abstractNumId w:val="1"/>
   </w:num>
-  <w:num w:numId="2">
+  <w:num w:numId="2" w16cid:durableId="1089277730">
     <w:abstractNumId w:val="3"/>
   </w:num>
-  <w:num w:numId="3">
+  <w:num w:numId="3" w16cid:durableId="255750582">
     <w:abstractNumId w:val="2"/>
   </w:num>
-  <w:num w:numId="4">
+  <w:num w:numId="4" w16cid:durableId="332923657">
     <w:abstractNumId w:val="4"/>
   </w:num>
-  <w:num w:numId="5">
+  <w:num w:numId="5" w16cid:durableId="146363763">
     <w:abstractNumId w:val="6"/>
   </w:num>
-  <w:num w:numId="6">
+  <w:num w:numId="6" w16cid:durableId="747457803">
     <w:abstractNumId w:val="5"/>
   </w:num>
-  <w:num w:numId="7">
+  <w:num w:numId="7" w16cid:durableId="1514228400">
     <w:abstractNumId w:val="0"/>
   </w:num>
 </w:numbering>
 </file>
 
 <file path=word/styles.xml><?xml version="1.0" encoding="utf-8"?>
-<w:styles xmlns:mc="http://schemas.openxmlformats.org/markup-compatibility/2006" xmlns:r="http://schemas.openxmlformats.org/officeDocument/2006/relationships" xmlns:w="http://schemas.openxmlformats.org/wordprocessingml/2006/main" xmlns:w14="http://schemas.microsoft.com/office/word/2010/wordml" xmlns:w15="http://schemas.microsoft.com/office/word/2012/wordml" xmlns:w16cex="http://schemas.microsoft.com/office/word/2018/wordml/cex" xmlns:w16cid="http://schemas.microsoft.com/office/word/2016/wordml/cid" xmlns:w16="http://schemas.microsoft.com/office/word/2018/wordml" xmlns:w16sdtdh="http://schemas.microsoft.com/office/word/2020/wordml/sdtdatahash" xmlns:w16se="http://schemas.microsoft.com/office/word/2015/wordml/symex" mc:Ignorable="w14 w15 w16se w16cid w16 w16cex w16sdtdh">
+<w:styles xmlns:mc="http://schemas.openxmlformats.org/markup-compatibility/2006" xmlns:r="http://schemas.openxmlformats.org/officeDocument/2006/relationships" xmlns:w="http://schemas.openxmlformats.org/wordprocessingml/2006/main" xmlns:w14="http://schemas.microsoft.com/office/word/2010/wordml" xmlns:w15="http://schemas.microsoft.com/office/word/2012/wordml" xmlns:w16cex="http://schemas.microsoft.com/office/word/2018/wordml/cex" xmlns:w16cid="http://schemas.microsoft.com/office/word/2016/wordml/cid" xmlns:w16="http://schemas.microsoft.com/office/word/2018/wordml" xmlns:w16du="http://schemas.microsoft.com/office/word/2023/wordml/word16du" xmlns:w16sdtdh="http://schemas.microsoft.com/office/word/2020/wordml/sdtdatahash" xmlns:w16sdtfl="http://schemas.microsoft.com/office/word/2024/wordml/sdtformatlock" xmlns:w16se="http://schemas.microsoft.com/office/word/2015/wordml/symex" mc:Ignorable="w14 w15 w16se w16cid w16 w16cex w16sdtdh w16sdtfl w16du">
   <w:docDefaults>
     <w:rPrDefault>
       <w:rPr>
